--- a/exercises/Bài tập tổng hợp 75-79 - Nền tảng từ và cấu trúc câu/Đề 2.docx
+++ b/exercises/Bài tập tổng hợp 75-79 - Nền tảng từ và cấu trúc câu/Đề 2.docx
@@ -3,227 +3,3927 @@
 <w:document xmlns:w="http://schemas.openxmlformats.org/wordprocessingml/2006/main">
   <w:body>
     <w:p>
-      <w:r>
-        <w:rPr>
+      <w:pPr>
+        <w:spacing w:before="0" w:after="180" w:line="320" w:lineRule="auto"/>
+        <w:widowControl/>
+        <w:jc w:val="center"/>
+        <w:keepNext/>
+      </w:pPr>
+      <w:r>
+        <w:rPr>
+          <w:color w:val="000000"/>
           <w:b/>
-        </w:rPr>
-        <w:t xml:space="preserve">ĐỀ TỔNG HỢP 75–79 – ĐỀ 2</w:t>
-      </w:r>
-    </w:p>
-    <w:p>
-      <w:r>
-        <w:t xml:space="preserve">Tổng điểm: 100 điểm – 10 phần – Thời gian gợi ý: 75 phút</w:t>
-      </w:r>
-    </w:p>
-    <w:p>
-      <w:r>
-        <w:rPr>
+          <w:sz w:val="30"/>
+          <w:szCs w:val="30"/>
+        </w:rPr>
+        <w:t>ĐỀ TỔNG HỢP 75–79 – ĐỀ 2</w:t>
+      </w:r>
+    </w:p>
+    <w:p>
+      <w:pPr>
+        <w:spacing w:before="0" w:after="200" w:line="300" w:lineRule="auto"/>
+        <w:widowControl/>
+        <w:jc w:val="center"/>
+        <w:keepNext/>
+      </w:pPr>
+      <w:r>
+        <w:rPr>
+          <w:color w:val="000000"/>
           <w:b/>
-        </w:rPr>
-        <w:t xml:space="preserve">PHẦN 1. CHỌN DẠNG TỪ THEO NGỮ CẢNH (10 điểm)</w:t>
-      </w:r>
-    </w:p>
-    <w:p>
-      <w:r>
-        <w:t xml:space="preserve">1. The result was ___. A surprise B surprising C surprisingly D surprisedly. 2. She answered ___. A confidence B confident C confidently D confide. 3. We need a practical ___. A solve B solution C solvable D solving. 4. The system operates ___. A automatic B automation C automatically D automate. 5. Public ___ is essential. A aware B awareness C awarely D unaware. 6. The course will ___ your skills. A strength B strong C strengthen D strongly. 7. Their ___ was unexpected. A arrive B arrival C arrivingly D arrived. 8. This is an ___ method. A effect B effectively C effective D effectiveness. 9. Please ___ the form. A completion B complete C completely D completed. 10. The change occurred ___. A gradual B gradually C gradualness D gradient.</w:t>
-      </w:r>
-    </w:p>
-    <w:p>
-      <w:r>
-        <w:rPr>
+          <w:sz w:val="22"/>
+          <w:szCs w:val="22"/>
+        </w:rPr>
+        <w:t>NỀN TẢNG TỪ VÀ CẤU TRÚC CÂU</w:t>
+      </w:r>
+    </w:p>
+    <w:p>
+      <w:pPr>
+        <w:spacing w:before="0" w:after="140" w:line="300" w:lineRule="auto"/>
+        <w:widowControl/>
+      </w:pPr>
+      <w:r>
+        <w:rPr>
+          <w:color w:val="000000"/>
+        </w:rPr>
+        <w:t>Họ và tên: __________________________                         Điểm: ________/100</w:t>
+      </w:r>
+    </w:p>
+    <w:p>
+      <w:pPr>
+        <w:spacing w:before="0" w:after="70" w:line="300" w:lineRule="auto"/>
+        <w:widowControl/>
+      </w:pPr>
+      <w:r>
+        <w:rPr>
+          <w:color w:val="000000"/>
+        </w:rPr>
+        <w:t>Phạm vi kiến thức: Bài 75–79 — từ loại, word formation, hòa hợp chủ ngữ–động từ, trật tự từ, cụm danh từ, lượng từ và determiners.</w:t>
+      </w:r>
+    </w:p>
+    <w:p>
+      <w:pPr>
+        <w:spacing w:before="0" w:after="70" w:line="300" w:lineRule="auto"/>
+        <w:widowControl/>
+      </w:pPr>
+      <w:r>
+        <w:rPr>
+          <w:color w:val="000000"/>
+        </w:rPr>
+        <w:t>Thời gian làm bài dự kiến: 75 phút.</w:t>
+      </w:r>
+    </w:p>
+    <w:p>
+      <w:pPr>
+        <w:spacing w:before="0" w:after="70" w:line="300" w:lineRule="auto"/>
+        <w:widowControl/>
+      </w:pPr>
+      <w:r>
+        <w:rPr>
+          <w:color w:val="000000"/>
+        </w:rPr>
+        <w:t>Tổng điểm: 100 điểm.</w:t>
+      </w:r>
+    </w:p>
+    <w:p>
+      <w:pPr>
+        <w:spacing w:before="0" w:after="170" w:line="320" w:lineRule="auto"/>
+        <w:widowControl/>
+      </w:pPr>
+      <w:r>
+        <w:rPr>
+          <w:color w:val="000000"/>
+        </w:rPr>
+        <w:t>Hướng dẫn chung: Làm lần lượt từng phần; chú ý từ loại, cấu trúc danh từ, sự hòa hợp chủ ngữ–động từ và ngữ cảnh. Với câu viết, trình bày đủ ý và đúng độ dài yêu cầu.</w:t>
+      </w:r>
+    </w:p>
+    <w:p>
+      <w:pPr>
+        <w:spacing w:before="240" w:after="60" w:line="300" w:lineRule="auto"/>
+        <w:widowControl/>
+        <w:keepNext/>
+      </w:pPr>
+      <w:r>
+        <w:rPr>
+          <w:color w:val="000000"/>
           <w:b/>
-        </w:rPr>
-        <w:t xml:space="preserve">PHẦN 2. TIỀN TỐ, HẬU TỐ VÀ PHỦ ĐỊNH (10 điểm)</w:t>
-      </w:r>
-    </w:p>
-    <w:p>
-      <w:r>
-        <w:t xml:space="preserve">Điền dạng đúng: 1 ___legal 2 ___possible 3 ___honest 4 care___ (without care) 5 hope___ (full of hope) 6 employ___ (person) 7 develop___ (noun) 8 respond___ (adjective) 9 ___write 10 ___understand.</w:t>
-      </w:r>
-    </w:p>
-    <w:p>
-      <w:r>
-        <w:rPr>
+          <w:sz w:val="24"/>
+          <w:szCs w:val="24"/>
+        </w:rPr>
+        <w:t>PHẦN 1. CHỌN DẠNG TỪ THEO NGỮ CẢNH (10 điểm)</w:t>
+      </w:r>
+    </w:p>
+    <w:p>
+      <w:pPr>
+        <w:spacing w:before="0" w:after="100" w:line="300" w:lineRule="auto"/>
+        <w:widowControl/>
+      </w:pPr>
+      <w:r>
+        <w:rPr>
+          <w:color w:val="000000"/>
+          <w:i/>
+        </w:rPr>
+        <w:t>Chọn dạng từ đúng theo ngữ cảnh.</w:t>
+      </w:r>
+    </w:p>
+    <w:p>
+      <w:pPr>
+        <w:spacing w:before="20" w:after="90" w:line="300" w:lineRule="auto"/>
+        <w:widowControl/>
+        <w:keepNext/>
+      </w:pPr>
+      <w:r>
+        <w:rPr>
+          <w:color w:val="000000"/>
+        </w:rPr>
+        <w:t>1. The result was ___.</w:t>
+      </w:r>
+    </w:p>
+    <w:p>
+      <w:pPr>
+        <w:spacing w:before="0" w:after="35" w:line="300" w:lineRule="auto"/>
+        <w:widowControl/>
+        <w:keepNext/>
+      </w:pPr>
+      <w:r>
+        <w:rPr>
+          <w:color w:val="000000"/>
+        </w:rPr>
+        <w:t>A. surprise</w:t>
+      </w:r>
+    </w:p>
+    <w:p>
+      <w:pPr>
+        <w:spacing w:before="0" w:after="35" w:line="300" w:lineRule="auto"/>
+        <w:widowControl/>
+        <w:keepNext/>
+      </w:pPr>
+      <w:r>
+        <w:rPr>
+          <w:color w:val="000000"/>
+        </w:rPr>
+        <w:t>B. surprising</w:t>
+      </w:r>
+    </w:p>
+    <w:p>
+      <w:pPr>
+        <w:spacing w:before="0" w:after="35" w:line="300" w:lineRule="auto"/>
+        <w:widowControl/>
+        <w:keepNext/>
+      </w:pPr>
+      <w:r>
+        <w:rPr>
+          <w:color w:val="000000"/>
+        </w:rPr>
+        <w:t>C. surprisingly</w:t>
+      </w:r>
+    </w:p>
+    <w:p>
+      <w:pPr>
+        <w:spacing w:before="0" w:after="35" w:line="300" w:lineRule="auto"/>
+        <w:widowControl/>
+      </w:pPr>
+      <w:r>
+        <w:rPr>
+          <w:color w:val="000000"/>
+        </w:rPr>
+        <w:t>D. surprisedly.</w:t>
+      </w:r>
+    </w:p>
+    <w:p>
+      <w:pPr>
+        <w:spacing w:before="20" w:after="90" w:line="300" w:lineRule="auto"/>
+        <w:widowControl/>
+        <w:keepNext/>
+      </w:pPr>
+      <w:r>
+        <w:rPr>
+          <w:color w:val="000000"/>
+        </w:rPr>
+        <w:t>2. She answered ___.</w:t>
+      </w:r>
+    </w:p>
+    <w:p>
+      <w:pPr>
+        <w:spacing w:before="0" w:after="35" w:line="300" w:lineRule="auto"/>
+        <w:widowControl/>
+        <w:keepNext/>
+      </w:pPr>
+      <w:r>
+        <w:rPr>
+          <w:color w:val="000000"/>
+        </w:rPr>
+        <w:t>A. confidence</w:t>
+      </w:r>
+    </w:p>
+    <w:p>
+      <w:pPr>
+        <w:spacing w:before="0" w:after="35" w:line="300" w:lineRule="auto"/>
+        <w:widowControl/>
+        <w:keepNext/>
+      </w:pPr>
+      <w:r>
+        <w:rPr>
+          <w:color w:val="000000"/>
+        </w:rPr>
+        <w:t>B. confident</w:t>
+      </w:r>
+    </w:p>
+    <w:p>
+      <w:pPr>
+        <w:spacing w:before="0" w:after="35" w:line="300" w:lineRule="auto"/>
+        <w:widowControl/>
+        <w:keepNext/>
+      </w:pPr>
+      <w:r>
+        <w:rPr>
+          <w:color w:val="000000"/>
+        </w:rPr>
+        <w:t>C. confidently</w:t>
+      </w:r>
+    </w:p>
+    <w:p>
+      <w:pPr>
+        <w:spacing w:before="0" w:after="35" w:line="300" w:lineRule="auto"/>
+        <w:widowControl/>
+      </w:pPr>
+      <w:r>
+        <w:rPr>
+          <w:color w:val="000000"/>
+        </w:rPr>
+        <w:t>D. confide.</w:t>
+      </w:r>
+    </w:p>
+    <w:p>
+      <w:pPr>
+        <w:spacing w:before="20" w:after="90" w:line="300" w:lineRule="auto"/>
+        <w:widowControl/>
+        <w:keepNext/>
+      </w:pPr>
+      <w:r>
+        <w:rPr>
+          <w:color w:val="000000"/>
+        </w:rPr>
+        <w:t>3. We need a practical ___.</w:t>
+      </w:r>
+    </w:p>
+    <w:p>
+      <w:pPr>
+        <w:spacing w:before="0" w:after="35" w:line="300" w:lineRule="auto"/>
+        <w:widowControl/>
+        <w:keepNext/>
+      </w:pPr>
+      <w:r>
+        <w:rPr>
+          <w:color w:val="000000"/>
+        </w:rPr>
+        <w:t>A. solve</w:t>
+      </w:r>
+    </w:p>
+    <w:p>
+      <w:pPr>
+        <w:spacing w:before="0" w:after="35" w:line="300" w:lineRule="auto"/>
+        <w:widowControl/>
+        <w:keepNext/>
+      </w:pPr>
+      <w:r>
+        <w:rPr>
+          <w:color w:val="000000"/>
+        </w:rPr>
+        <w:t>B. solution</w:t>
+      </w:r>
+    </w:p>
+    <w:p>
+      <w:pPr>
+        <w:spacing w:before="0" w:after="35" w:line="300" w:lineRule="auto"/>
+        <w:widowControl/>
+        <w:keepNext/>
+      </w:pPr>
+      <w:r>
+        <w:rPr>
+          <w:color w:val="000000"/>
+        </w:rPr>
+        <w:t>C. solvable</w:t>
+      </w:r>
+    </w:p>
+    <w:p>
+      <w:pPr>
+        <w:spacing w:before="0" w:after="35" w:line="300" w:lineRule="auto"/>
+        <w:widowControl/>
+      </w:pPr>
+      <w:r>
+        <w:rPr>
+          <w:color w:val="000000"/>
+        </w:rPr>
+        <w:t>D. solving.</w:t>
+      </w:r>
+    </w:p>
+    <w:p>
+      <w:pPr>
+        <w:spacing w:before="20" w:after="90" w:line="300" w:lineRule="auto"/>
+        <w:widowControl/>
+        <w:keepNext/>
+      </w:pPr>
+      <w:r>
+        <w:rPr>
+          <w:color w:val="000000"/>
+        </w:rPr>
+        <w:t>4. The system operates ___.</w:t>
+      </w:r>
+    </w:p>
+    <w:p>
+      <w:pPr>
+        <w:spacing w:before="0" w:after="35" w:line="300" w:lineRule="auto"/>
+        <w:widowControl/>
+        <w:keepNext/>
+      </w:pPr>
+      <w:r>
+        <w:rPr>
+          <w:color w:val="000000"/>
+        </w:rPr>
+        <w:t>A. automatic</w:t>
+      </w:r>
+    </w:p>
+    <w:p>
+      <w:pPr>
+        <w:spacing w:before="0" w:after="35" w:line="300" w:lineRule="auto"/>
+        <w:widowControl/>
+        <w:keepNext/>
+      </w:pPr>
+      <w:r>
+        <w:rPr>
+          <w:color w:val="000000"/>
+        </w:rPr>
+        <w:t>B. automation</w:t>
+      </w:r>
+    </w:p>
+    <w:p>
+      <w:pPr>
+        <w:spacing w:before="0" w:after="35" w:line="300" w:lineRule="auto"/>
+        <w:widowControl/>
+        <w:keepNext/>
+      </w:pPr>
+      <w:r>
+        <w:rPr>
+          <w:color w:val="000000"/>
+        </w:rPr>
+        <w:t>C. automatically</w:t>
+      </w:r>
+    </w:p>
+    <w:p>
+      <w:pPr>
+        <w:spacing w:before="0" w:after="35" w:line="300" w:lineRule="auto"/>
+        <w:widowControl/>
+      </w:pPr>
+      <w:r>
+        <w:rPr>
+          <w:color w:val="000000"/>
+        </w:rPr>
+        <w:t>D. automate.</w:t>
+      </w:r>
+    </w:p>
+    <w:p>
+      <w:pPr>
+        <w:spacing w:before="20" w:after="90" w:line="300" w:lineRule="auto"/>
+        <w:widowControl/>
+        <w:keepNext/>
+      </w:pPr>
+      <w:r>
+        <w:rPr>
+          <w:color w:val="000000"/>
+        </w:rPr>
+        <w:t>5. Public ___ is essential.</w:t>
+      </w:r>
+    </w:p>
+    <w:p>
+      <w:pPr>
+        <w:spacing w:before="0" w:after="35" w:line="300" w:lineRule="auto"/>
+        <w:widowControl/>
+        <w:keepNext/>
+      </w:pPr>
+      <w:r>
+        <w:rPr>
+          <w:color w:val="000000"/>
+        </w:rPr>
+        <w:t>A. aware</w:t>
+      </w:r>
+    </w:p>
+    <w:p>
+      <w:pPr>
+        <w:spacing w:before="0" w:after="35" w:line="300" w:lineRule="auto"/>
+        <w:widowControl/>
+        <w:keepNext/>
+      </w:pPr>
+      <w:r>
+        <w:rPr>
+          <w:color w:val="000000"/>
+        </w:rPr>
+        <w:t>B. awareness</w:t>
+      </w:r>
+    </w:p>
+    <w:p>
+      <w:pPr>
+        <w:spacing w:before="0" w:after="35" w:line="300" w:lineRule="auto"/>
+        <w:widowControl/>
+        <w:keepNext/>
+      </w:pPr>
+      <w:r>
+        <w:rPr>
+          <w:color w:val="000000"/>
+        </w:rPr>
+        <w:t>C. awarely</w:t>
+      </w:r>
+    </w:p>
+    <w:p>
+      <w:pPr>
+        <w:spacing w:before="0" w:after="35" w:line="300" w:lineRule="auto"/>
+        <w:widowControl/>
+      </w:pPr>
+      <w:r>
+        <w:rPr>
+          <w:color w:val="000000"/>
+        </w:rPr>
+        <w:t>D. unaware.</w:t>
+      </w:r>
+    </w:p>
+    <w:p>
+      <w:pPr>
+        <w:spacing w:before="20" w:after="90" w:line="300" w:lineRule="auto"/>
+        <w:widowControl/>
+        <w:keepNext/>
+      </w:pPr>
+      <w:r>
+        <w:rPr>
+          <w:color w:val="000000"/>
+        </w:rPr>
+        <w:t>6. The course will ___ your skills.</w:t>
+      </w:r>
+    </w:p>
+    <w:p>
+      <w:pPr>
+        <w:spacing w:before="0" w:after="35" w:line="300" w:lineRule="auto"/>
+        <w:widowControl/>
+        <w:keepNext/>
+      </w:pPr>
+      <w:r>
+        <w:rPr>
+          <w:color w:val="000000"/>
+        </w:rPr>
+        <w:t>A. strength</w:t>
+      </w:r>
+    </w:p>
+    <w:p>
+      <w:pPr>
+        <w:spacing w:before="0" w:after="35" w:line="300" w:lineRule="auto"/>
+        <w:widowControl/>
+        <w:keepNext/>
+      </w:pPr>
+      <w:r>
+        <w:rPr>
+          <w:color w:val="000000"/>
+        </w:rPr>
+        <w:t>B. strong</w:t>
+      </w:r>
+    </w:p>
+    <w:p>
+      <w:pPr>
+        <w:spacing w:before="0" w:after="35" w:line="300" w:lineRule="auto"/>
+        <w:widowControl/>
+        <w:keepNext/>
+      </w:pPr>
+      <w:r>
+        <w:rPr>
+          <w:color w:val="000000"/>
+        </w:rPr>
+        <w:t>C. strengthen</w:t>
+      </w:r>
+    </w:p>
+    <w:p>
+      <w:pPr>
+        <w:spacing w:before="0" w:after="35" w:line="300" w:lineRule="auto"/>
+        <w:widowControl/>
+      </w:pPr>
+      <w:r>
+        <w:rPr>
+          <w:color w:val="000000"/>
+        </w:rPr>
+        <w:t>D. strongly.</w:t>
+      </w:r>
+    </w:p>
+    <w:p>
+      <w:pPr>
+        <w:spacing w:before="20" w:after="90" w:line="300" w:lineRule="auto"/>
+        <w:widowControl/>
+        <w:keepNext/>
+      </w:pPr>
+      <w:r>
+        <w:rPr>
+          <w:color w:val="000000"/>
+        </w:rPr>
+        <w:t>7. Their ___ was unexpected.</w:t>
+      </w:r>
+    </w:p>
+    <w:p>
+      <w:pPr>
+        <w:spacing w:before="0" w:after="35" w:line="300" w:lineRule="auto"/>
+        <w:widowControl/>
+        <w:keepNext/>
+      </w:pPr>
+      <w:r>
+        <w:rPr>
+          <w:color w:val="000000"/>
+        </w:rPr>
+        <w:t>A. arrive</w:t>
+      </w:r>
+    </w:p>
+    <w:p>
+      <w:pPr>
+        <w:spacing w:before="0" w:after="35" w:line="300" w:lineRule="auto"/>
+        <w:widowControl/>
+        <w:keepNext/>
+      </w:pPr>
+      <w:r>
+        <w:rPr>
+          <w:color w:val="000000"/>
+        </w:rPr>
+        <w:t>B. arrival</w:t>
+      </w:r>
+    </w:p>
+    <w:p>
+      <w:pPr>
+        <w:spacing w:before="0" w:after="35" w:line="300" w:lineRule="auto"/>
+        <w:widowControl/>
+        <w:keepNext/>
+      </w:pPr>
+      <w:r>
+        <w:rPr>
+          <w:color w:val="000000"/>
+        </w:rPr>
+        <w:t>C. arrivingly</w:t>
+      </w:r>
+    </w:p>
+    <w:p>
+      <w:pPr>
+        <w:spacing w:before="0" w:after="35" w:line="300" w:lineRule="auto"/>
+        <w:widowControl/>
+      </w:pPr>
+      <w:r>
+        <w:rPr>
+          <w:color w:val="000000"/>
+        </w:rPr>
+        <w:t>D. arrived.</w:t>
+      </w:r>
+    </w:p>
+    <w:p>
+      <w:pPr>
+        <w:spacing w:before="20" w:after="90" w:line="300" w:lineRule="auto"/>
+        <w:widowControl/>
+        <w:keepNext/>
+      </w:pPr>
+      <w:r>
+        <w:rPr>
+          <w:color w:val="000000"/>
+        </w:rPr>
+        <w:t>8. This is an ___ method.</w:t>
+      </w:r>
+    </w:p>
+    <w:p>
+      <w:pPr>
+        <w:spacing w:before="0" w:after="35" w:line="300" w:lineRule="auto"/>
+        <w:widowControl/>
+        <w:keepNext/>
+      </w:pPr>
+      <w:r>
+        <w:rPr>
+          <w:color w:val="000000"/>
+        </w:rPr>
+        <w:t>A. effect</w:t>
+      </w:r>
+    </w:p>
+    <w:p>
+      <w:pPr>
+        <w:spacing w:before="0" w:after="35" w:line="300" w:lineRule="auto"/>
+        <w:widowControl/>
+        <w:keepNext/>
+      </w:pPr>
+      <w:r>
+        <w:rPr>
+          <w:color w:val="000000"/>
+        </w:rPr>
+        <w:t>B. effectively</w:t>
+      </w:r>
+    </w:p>
+    <w:p>
+      <w:pPr>
+        <w:spacing w:before="0" w:after="35" w:line="300" w:lineRule="auto"/>
+        <w:widowControl/>
+        <w:keepNext/>
+      </w:pPr>
+      <w:r>
+        <w:rPr>
+          <w:color w:val="000000"/>
+        </w:rPr>
+        <w:t>C. effective</w:t>
+      </w:r>
+    </w:p>
+    <w:p>
+      <w:pPr>
+        <w:spacing w:before="0" w:after="35" w:line="300" w:lineRule="auto"/>
+        <w:widowControl/>
+      </w:pPr>
+      <w:r>
+        <w:rPr>
+          <w:color w:val="000000"/>
+        </w:rPr>
+        <w:t>D. effectiveness.</w:t>
+      </w:r>
+    </w:p>
+    <w:p>
+      <w:pPr>
+        <w:spacing w:before="20" w:after="90" w:line="300" w:lineRule="auto"/>
+        <w:widowControl/>
+        <w:keepNext/>
+      </w:pPr>
+      <w:r>
+        <w:rPr>
+          <w:color w:val="000000"/>
+        </w:rPr>
+        <w:t>9. Please ___ the form.</w:t>
+      </w:r>
+    </w:p>
+    <w:p>
+      <w:pPr>
+        <w:spacing w:before="0" w:after="35" w:line="300" w:lineRule="auto"/>
+        <w:widowControl/>
+        <w:keepNext/>
+      </w:pPr>
+      <w:r>
+        <w:rPr>
+          <w:color w:val="000000"/>
+        </w:rPr>
+        <w:t>A. completion</w:t>
+      </w:r>
+    </w:p>
+    <w:p>
+      <w:pPr>
+        <w:spacing w:before="0" w:after="35" w:line="300" w:lineRule="auto"/>
+        <w:widowControl/>
+        <w:keepNext/>
+      </w:pPr>
+      <w:r>
+        <w:rPr>
+          <w:color w:val="000000"/>
+        </w:rPr>
+        <w:t>B. complete</w:t>
+      </w:r>
+    </w:p>
+    <w:p>
+      <w:pPr>
+        <w:spacing w:before="0" w:after="35" w:line="300" w:lineRule="auto"/>
+        <w:widowControl/>
+        <w:keepNext/>
+      </w:pPr>
+      <w:r>
+        <w:rPr>
+          <w:color w:val="000000"/>
+        </w:rPr>
+        <w:t>C. completely</w:t>
+      </w:r>
+    </w:p>
+    <w:p>
+      <w:pPr>
+        <w:spacing w:before="0" w:after="35" w:line="300" w:lineRule="auto"/>
+        <w:widowControl/>
+      </w:pPr>
+      <w:r>
+        <w:rPr>
+          <w:color w:val="000000"/>
+        </w:rPr>
+        <w:t>D. completed.</w:t>
+      </w:r>
+    </w:p>
+    <w:p>
+      <w:pPr>
+        <w:spacing w:before="20" w:after="90" w:line="300" w:lineRule="auto"/>
+        <w:widowControl/>
+        <w:keepNext/>
+      </w:pPr>
+      <w:r>
+        <w:rPr>
+          <w:color w:val="000000"/>
+        </w:rPr>
+        <w:t>10. The change occurred ___.</w:t>
+      </w:r>
+    </w:p>
+    <w:p>
+      <w:pPr>
+        <w:spacing w:before="0" w:after="35" w:line="300" w:lineRule="auto"/>
+        <w:widowControl/>
+        <w:keepNext/>
+      </w:pPr>
+      <w:r>
+        <w:rPr>
+          <w:color w:val="000000"/>
+        </w:rPr>
+        <w:t>A. gradual</w:t>
+      </w:r>
+    </w:p>
+    <w:p>
+      <w:pPr>
+        <w:spacing w:before="0" w:after="35" w:line="300" w:lineRule="auto"/>
+        <w:widowControl/>
+        <w:keepNext/>
+      </w:pPr>
+      <w:r>
+        <w:rPr>
+          <w:color w:val="000000"/>
+        </w:rPr>
+        <w:t>B. gradually</w:t>
+      </w:r>
+    </w:p>
+    <w:p>
+      <w:pPr>
+        <w:spacing w:before="0" w:after="35" w:line="300" w:lineRule="auto"/>
+        <w:widowControl/>
+        <w:keepNext/>
+      </w:pPr>
+      <w:r>
+        <w:rPr>
+          <w:color w:val="000000"/>
+        </w:rPr>
+        <w:t>C. gradualness</w:t>
+      </w:r>
+    </w:p>
+    <w:p>
+      <w:pPr>
+        <w:spacing w:before="0" w:after="35" w:line="300" w:lineRule="auto"/>
+        <w:widowControl/>
+      </w:pPr>
+      <w:r>
+        <w:rPr>
+          <w:color w:val="000000"/>
+        </w:rPr>
+        <w:t>D. gradient.</w:t>
+      </w:r>
+    </w:p>
+    <w:p>
+      <w:pPr>
+        <w:spacing w:before="240" w:after="60" w:line="300" w:lineRule="auto"/>
+        <w:widowControl/>
+        <w:keepNext/>
+      </w:pPr>
+      <w:r>
+        <w:rPr>
+          <w:color w:val="000000"/>
           <w:b/>
-        </w:rPr>
-        <w:t xml:space="preserve">PHẦN 3. CHỦ NGỮ PHỨC (10 điểm)</w:t>
-      </w:r>
-    </w:p>
-    <w:p>
-      <w:r>
-        <w:t xml:space="preserve">1. Either An or Nam ___ presenting. A is B are. 2. Neither the manager nor the workers ___ satisfied. A was B were. 3. Each of the rooms ___ a window. A has B have. 4. A pair of gloves ___ required. A is B are. 5. The police ___ investigating. A is B are. 6. Bread and butter ___ his usual breakfast. A is B are. 7. The results of the test ___ available. A is B are. 8. One of my friends ___ abroad. A study B studies. 9. None of the water ___ clean. A is B are. 10. Fifty minutes ___ enough. A is B are.</w:t>
-      </w:r>
-    </w:p>
-    <w:p>
-      <w:r>
-        <w:rPr>
+          <w:sz w:val="24"/>
+          <w:szCs w:val="24"/>
+        </w:rPr>
+        <w:t>PHẦN 2. TIỀN TỐ, HẬU TỐ VÀ PHỦ ĐỊNH (10 điểm)</w:t>
+      </w:r>
+    </w:p>
+    <w:p>
+      <w:pPr>
+        <w:spacing w:before="0" w:after="100" w:line="300" w:lineRule="auto"/>
+        <w:widowControl/>
+      </w:pPr>
+      <w:r>
+        <w:rPr>
+          <w:color w:val="000000"/>
+          <w:i/>
+        </w:rPr>
+        <w:t>Điền dạng đúng bằng cách sử dụng tiền tố hoặc hậu tố phù hợp.</w:t>
+      </w:r>
+    </w:p>
+    <w:p>
+      <w:pPr>
+        <w:spacing w:before="20" w:after="90" w:line="300" w:lineRule="auto"/>
+        <w:widowControl/>
+      </w:pPr>
+      <w:r>
+        <w:rPr>
+          <w:color w:val="000000"/>
+        </w:rPr>
+        <w:t>1. ___legal</w:t>
+      </w:r>
+    </w:p>
+    <w:p>
+      <w:pPr>
+        <w:spacing w:before="20" w:after="90" w:line="300" w:lineRule="auto"/>
+        <w:widowControl/>
+      </w:pPr>
+      <w:r>
+        <w:rPr>
+          <w:color w:val="000000"/>
+        </w:rPr>
+        <w:t>2. ___possible</w:t>
+      </w:r>
+    </w:p>
+    <w:p>
+      <w:pPr>
+        <w:spacing w:before="20" w:after="90" w:line="300" w:lineRule="auto"/>
+        <w:widowControl/>
+      </w:pPr>
+      <w:r>
+        <w:rPr>
+          <w:color w:val="000000"/>
+        </w:rPr>
+        <w:t>3. ___honest</w:t>
+      </w:r>
+    </w:p>
+    <w:p>
+      <w:pPr>
+        <w:spacing w:before="20" w:after="90" w:line="300" w:lineRule="auto"/>
+        <w:widowControl/>
+      </w:pPr>
+      <w:r>
+        <w:rPr>
+          <w:color w:val="000000"/>
+        </w:rPr>
+        <w:t>4. care___ (without care)</w:t>
+      </w:r>
+    </w:p>
+    <w:p>
+      <w:pPr>
+        <w:spacing w:before="20" w:after="90" w:line="300" w:lineRule="auto"/>
+        <w:widowControl/>
+      </w:pPr>
+      <w:r>
+        <w:rPr>
+          <w:color w:val="000000"/>
+        </w:rPr>
+        <w:t>5. hope___ (full of hope)</w:t>
+      </w:r>
+    </w:p>
+    <w:p>
+      <w:pPr>
+        <w:spacing w:before="20" w:after="90" w:line="300" w:lineRule="auto"/>
+        <w:widowControl/>
+      </w:pPr>
+      <w:r>
+        <w:rPr>
+          <w:color w:val="000000"/>
+        </w:rPr>
+        <w:t>6. employ___ (person)</w:t>
+      </w:r>
+    </w:p>
+    <w:p>
+      <w:pPr>
+        <w:spacing w:before="20" w:after="90" w:line="300" w:lineRule="auto"/>
+        <w:widowControl/>
+      </w:pPr>
+      <w:r>
+        <w:rPr>
+          <w:color w:val="000000"/>
+        </w:rPr>
+        <w:t>7. develop___ (noun)</w:t>
+      </w:r>
+    </w:p>
+    <w:p>
+      <w:pPr>
+        <w:spacing w:before="20" w:after="90" w:line="300" w:lineRule="auto"/>
+        <w:widowControl/>
+      </w:pPr>
+      <w:r>
+        <w:rPr>
+          <w:color w:val="000000"/>
+        </w:rPr>
+        <w:t>8. respond___ (adjective)</w:t>
+      </w:r>
+    </w:p>
+    <w:p>
+      <w:pPr>
+        <w:spacing w:before="20" w:after="90" w:line="300" w:lineRule="auto"/>
+        <w:widowControl/>
+      </w:pPr>
+      <w:r>
+        <w:rPr>
+          <w:color w:val="000000"/>
+        </w:rPr>
+        <w:t>9. ___write</w:t>
+      </w:r>
+    </w:p>
+    <w:p>
+      <w:pPr>
+        <w:spacing w:before="20" w:after="90" w:line="300" w:lineRule="auto"/>
+        <w:widowControl/>
+      </w:pPr>
+      <w:r>
+        <w:rPr>
+          <w:color w:val="000000"/>
+        </w:rPr>
+        <w:t>10. ___understand.</w:t>
+      </w:r>
+    </w:p>
+    <w:p>
+      <w:pPr>
+        <w:spacing w:before="240" w:after="60" w:line="300" w:lineRule="auto"/>
+        <w:widowControl/>
+        <w:keepNext/>
+      </w:pPr>
+      <w:r>
+        <w:rPr>
+          <w:color w:val="000000"/>
           <w:b/>
-        </w:rPr>
-        <w:t xml:space="preserve">PHẦN 4. CỤM DANH TỪ (10 điểm)</w:t>
-      </w:r>
-    </w:p>
-    <w:p>
-      <w:r>
-        <w:t xml:space="preserve">Sắp xếp: 1 an (interesting/new/online course) 2 a (small/round/glass table) 3 a (two-week/intensive/training programme) 4 three (old/French/paintings) 5 a (comfortable/cotton/blue shirt) 6 a (modern/city/transport system) 7 an (important/environmental/research project) 8 a (lovely/little/wooden box) 9 a (high-quality/digital/learning resource) 10 two (large/black/travel bags).</w:t>
-      </w:r>
-    </w:p>
-    <w:p>
-      <w:r>
-        <w:rPr>
+          <w:sz w:val="24"/>
+          <w:szCs w:val="24"/>
+        </w:rPr>
+        <w:t>PHẦN 3. CHỦ NGỮ PHỨC (10 điểm)</w:t>
+      </w:r>
+    </w:p>
+    <w:p>
+      <w:pPr>
+        <w:spacing w:before="0" w:after="100" w:line="300" w:lineRule="auto"/>
+        <w:widowControl/>
+      </w:pPr>
+      <w:r>
+        <w:rPr>
+          <w:color w:val="000000"/>
+          <w:i/>
+        </w:rPr>
+        <w:t>Chọn động từ phù hợp với chủ ngữ phức.</w:t>
+      </w:r>
+    </w:p>
+    <w:p>
+      <w:pPr>
+        <w:spacing w:before="20" w:after="90" w:line="300" w:lineRule="auto"/>
+        <w:widowControl/>
+        <w:keepNext/>
+      </w:pPr>
+      <w:r>
+        <w:rPr>
+          <w:color w:val="000000"/>
+        </w:rPr>
+        <w:t>1. Either An or Nam ___ presenting.</w:t>
+      </w:r>
+    </w:p>
+    <w:p>
+      <w:pPr>
+        <w:spacing w:before="0" w:after="35" w:line="300" w:lineRule="auto"/>
+        <w:widowControl/>
+        <w:keepNext/>
+      </w:pPr>
+      <w:r>
+        <w:rPr>
+          <w:color w:val="000000"/>
+        </w:rPr>
+        <w:t>A. is</w:t>
+      </w:r>
+    </w:p>
+    <w:p>
+      <w:pPr>
+        <w:spacing w:before="0" w:after="35" w:line="300" w:lineRule="auto"/>
+        <w:widowControl/>
+      </w:pPr>
+      <w:r>
+        <w:rPr>
+          <w:color w:val="000000"/>
+        </w:rPr>
+        <w:t>B. are.</w:t>
+      </w:r>
+    </w:p>
+    <w:p>
+      <w:pPr>
+        <w:spacing w:before="20" w:after="90" w:line="300" w:lineRule="auto"/>
+        <w:widowControl/>
+        <w:keepNext/>
+      </w:pPr>
+      <w:r>
+        <w:rPr>
+          <w:color w:val="000000"/>
+        </w:rPr>
+        <w:t>2. Neither the manager nor the workers ___ satisfied.</w:t>
+      </w:r>
+    </w:p>
+    <w:p>
+      <w:pPr>
+        <w:spacing w:before="0" w:after="35" w:line="300" w:lineRule="auto"/>
+        <w:widowControl/>
+        <w:keepNext/>
+      </w:pPr>
+      <w:r>
+        <w:rPr>
+          <w:color w:val="000000"/>
+        </w:rPr>
+        <w:t>A. was</w:t>
+      </w:r>
+    </w:p>
+    <w:p>
+      <w:pPr>
+        <w:spacing w:before="0" w:after="35" w:line="300" w:lineRule="auto"/>
+        <w:widowControl/>
+      </w:pPr>
+      <w:r>
+        <w:rPr>
+          <w:color w:val="000000"/>
+        </w:rPr>
+        <w:t>B. were.</w:t>
+      </w:r>
+    </w:p>
+    <w:p>
+      <w:pPr>
+        <w:spacing w:before="20" w:after="90" w:line="300" w:lineRule="auto"/>
+        <w:widowControl/>
+        <w:keepNext/>
+      </w:pPr>
+      <w:r>
+        <w:rPr>
+          <w:color w:val="000000"/>
+        </w:rPr>
+        <w:t>3. Each of the rooms ___ a window.</w:t>
+      </w:r>
+    </w:p>
+    <w:p>
+      <w:pPr>
+        <w:spacing w:before="0" w:after="35" w:line="300" w:lineRule="auto"/>
+        <w:widowControl/>
+        <w:keepNext/>
+      </w:pPr>
+      <w:r>
+        <w:rPr>
+          <w:color w:val="000000"/>
+        </w:rPr>
+        <w:t>A. has</w:t>
+      </w:r>
+    </w:p>
+    <w:p>
+      <w:pPr>
+        <w:spacing w:before="0" w:after="35" w:line="300" w:lineRule="auto"/>
+        <w:widowControl/>
+      </w:pPr>
+      <w:r>
+        <w:rPr>
+          <w:color w:val="000000"/>
+        </w:rPr>
+        <w:t>B. have.</w:t>
+      </w:r>
+    </w:p>
+    <w:p>
+      <w:pPr>
+        <w:spacing w:before="20" w:after="90" w:line="300" w:lineRule="auto"/>
+        <w:widowControl/>
+        <w:keepNext/>
+      </w:pPr>
+      <w:r>
+        <w:rPr>
+          <w:color w:val="000000"/>
+        </w:rPr>
+        <w:t>4. A pair of gloves ___ required.</w:t>
+      </w:r>
+    </w:p>
+    <w:p>
+      <w:pPr>
+        <w:spacing w:before="0" w:after="35" w:line="300" w:lineRule="auto"/>
+        <w:widowControl/>
+        <w:keepNext/>
+      </w:pPr>
+      <w:r>
+        <w:rPr>
+          <w:color w:val="000000"/>
+        </w:rPr>
+        <w:t>A. is</w:t>
+      </w:r>
+    </w:p>
+    <w:p>
+      <w:pPr>
+        <w:spacing w:before="0" w:after="35" w:line="300" w:lineRule="auto"/>
+        <w:widowControl/>
+      </w:pPr>
+      <w:r>
+        <w:rPr>
+          <w:color w:val="000000"/>
+        </w:rPr>
+        <w:t>B. are.</w:t>
+      </w:r>
+    </w:p>
+    <w:p>
+      <w:pPr>
+        <w:spacing w:before="20" w:after="90" w:line="300" w:lineRule="auto"/>
+        <w:widowControl/>
+        <w:keepNext/>
+      </w:pPr>
+      <w:r>
+        <w:rPr>
+          <w:color w:val="000000"/>
+        </w:rPr>
+        <w:t>5. The police ___ investigating.</w:t>
+      </w:r>
+    </w:p>
+    <w:p>
+      <w:pPr>
+        <w:spacing w:before="0" w:after="35" w:line="300" w:lineRule="auto"/>
+        <w:widowControl/>
+        <w:keepNext/>
+      </w:pPr>
+      <w:r>
+        <w:rPr>
+          <w:color w:val="000000"/>
+        </w:rPr>
+        <w:t>A. is</w:t>
+      </w:r>
+    </w:p>
+    <w:p>
+      <w:pPr>
+        <w:spacing w:before="0" w:after="35" w:line="300" w:lineRule="auto"/>
+        <w:widowControl/>
+      </w:pPr>
+      <w:r>
+        <w:rPr>
+          <w:color w:val="000000"/>
+        </w:rPr>
+        <w:t>B. are.</w:t>
+      </w:r>
+    </w:p>
+    <w:p>
+      <w:pPr>
+        <w:spacing w:before="20" w:after="90" w:line="300" w:lineRule="auto"/>
+        <w:widowControl/>
+        <w:keepNext/>
+      </w:pPr>
+      <w:r>
+        <w:rPr>
+          <w:color w:val="000000"/>
+        </w:rPr>
+        <w:t>6. Bread and butter ___ his usual breakfast.</w:t>
+      </w:r>
+    </w:p>
+    <w:p>
+      <w:pPr>
+        <w:spacing w:before="0" w:after="35" w:line="300" w:lineRule="auto"/>
+        <w:widowControl/>
+        <w:keepNext/>
+      </w:pPr>
+      <w:r>
+        <w:rPr>
+          <w:color w:val="000000"/>
+        </w:rPr>
+        <w:t>A. is</w:t>
+      </w:r>
+    </w:p>
+    <w:p>
+      <w:pPr>
+        <w:spacing w:before="0" w:after="35" w:line="300" w:lineRule="auto"/>
+        <w:widowControl/>
+      </w:pPr>
+      <w:r>
+        <w:rPr>
+          <w:color w:val="000000"/>
+        </w:rPr>
+        <w:t>B. are.</w:t>
+      </w:r>
+    </w:p>
+    <w:p>
+      <w:pPr>
+        <w:spacing w:before="20" w:after="90" w:line="300" w:lineRule="auto"/>
+        <w:widowControl/>
+        <w:keepNext/>
+      </w:pPr>
+      <w:r>
+        <w:rPr>
+          <w:color w:val="000000"/>
+        </w:rPr>
+        <w:t>7. The results of the test ___ available.</w:t>
+      </w:r>
+    </w:p>
+    <w:p>
+      <w:pPr>
+        <w:spacing w:before="0" w:after="35" w:line="300" w:lineRule="auto"/>
+        <w:widowControl/>
+        <w:keepNext/>
+      </w:pPr>
+      <w:r>
+        <w:rPr>
+          <w:color w:val="000000"/>
+        </w:rPr>
+        <w:t>A. is</w:t>
+      </w:r>
+    </w:p>
+    <w:p>
+      <w:pPr>
+        <w:spacing w:before="0" w:after="35" w:line="300" w:lineRule="auto"/>
+        <w:widowControl/>
+      </w:pPr>
+      <w:r>
+        <w:rPr>
+          <w:color w:val="000000"/>
+        </w:rPr>
+        <w:t>B. are.</w:t>
+      </w:r>
+    </w:p>
+    <w:p>
+      <w:pPr>
+        <w:spacing w:before="20" w:after="90" w:line="300" w:lineRule="auto"/>
+        <w:widowControl/>
+        <w:keepNext/>
+      </w:pPr>
+      <w:r>
+        <w:rPr>
+          <w:color w:val="000000"/>
+        </w:rPr>
+        <w:t>8. One of my friends ___ abroad.</w:t>
+      </w:r>
+    </w:p>
+    <w:p>
+      <w:pPr>
+        <w:spacing w:before="0" w:after="35" w:line="300" w:lineRule="auto"/>
+        <w:widowControl/>
+        <w:keepNext/>
+      </w:pPr>
+      <w:r>
+        <w:rPr>
+          <w:color w:val="000000"/>
+        </w:rPr>
+        <w:t>A. study</w:t>
+      </w:r>
+    </w:p>
+    <w:p>
+      <w:pPr>
+        <w:spacing w:before="0" w:after="35" w:line="300" w:lineRule="auto"/>
+        <w:widowControl/>
+      </w:pPr>
+      <w:r>
+        <w:rPr>
+          <w:color w:val="000000"/>
+        </w:rPr>
+        <w:t>B. studies.</w:t>
+      </w:r>
+    </w:p>
+    <w:p>
+      <w:pPr>
+        <w:spacing w:before="20" w:after="90" w:line="300" w:lineRule="auto"/>
+        <w:widowControl/>
+        <w:keepNext/>
+      </w:pPr>
+      <w:r>
+        <w:rPr>
+          <w:color w:val="000000"/>
+        </w:rPr>
+        <w:t>9. None of the water ___ clean.</w:t>
+      </w:r>
+    </w:p>
+    <w:p>
+      <w:pPr>
+        <w:spacing w:before="0" w:after="35" w:line="300" w:lineRule="auto"/>
+        <w:widowControl/>
+        <w:keepNext/>
+      </w:pPr>
+      <w:r>
+        <w:rPr>
+          <w:color w:val="000000"/>
+        </w:rPr>
+        <w:t>A. is</w:t>
+      </w:r>
+    </w:p>
+    <w:p>
+      <w:pPr>
+        <w:spacing w:before="0" w:after="35" w:line="300" w:lineRule="auto"/>
+        <w:widowControl/>
+      </w:pPr>
+      <w:r>
+        <w:rPr>
+          <w:color w:val="000000"/>
+        </w:rPr>
+        <w:t>B. are.</w:t>
+      </w:r>
+    </w:p>
+    <w:p>
+      <w:pPr>
+        <w:spacing w:before="20" w:after="90" w:line="300" w:lineRule="auto"/>
+        <w:widowControl/>
+        <w:keepNext/>
+      </w:pPr>
+      <w:r>
+        <w:rPr>
+          <w:color w:val="000000"/>
+        </w:rPr>
+        <w:t>10. Fifty minutes ___ enough.</w:t>
+      </w:r>
+    </w:p>
+    <w:p>
+      <w:pPr>
+        <w:spacing w:before="0" w:after="35" w:line="300" w:lineRule="auto"/>
+        <w:widowControl/>
+        <w:keepNext/>
+      </w:pPr>
+      <w:r>
+        <w:rPr>
+          <w:color w:val="000000"/>
+        </w:rPr>
+        <w:t>A. is</w:t>
+      </w:r>
+    </w:p>
+    <w:p>
+      <w:pPr>
+        <w:spacing w:before="0" w:after="35" w:line="300" w:lineRule="auto"/>
+        <w:widowControl/>
+      </w:pPr>
+      <w:r>
+        <w:rPr>
+          <w:color w:val="000000"/>
+        </w:rPr>
+        <w:t>B. are.</w:t>
+      </w:r>
+    </w:p>
+    <w:p>
+      <w:pPr>
+        <w:spacing w:before="240" w:after="60" w:line="300" w:lineRule="auto"/>
+        <w:widowControl/>
+        <w:keepNext/>
+      </w:pPr>
+      <w:r>
+        <w:rPr>
+          <w:color w:val="000000"/>
           <w:b/>
-        </w:rPr>
-        <w:t xml:space="preserve">PHẦN 5. DETERMINERS (10 điểm)</w:t>
-      </w:r>
-    </w:p>
-    <w:p>
-      <w:r>
-        <w:t xml:space="preserve">1. ___ of the two answers is correct. A Neither B None C Every D All. 2. ___ students must submit a form. A Each B Every C All D Either. 3. ___ of my parents work in education. A Both B Either C Each D Every. 4. You may choose ___ option. A either B both C all D none. 5. ___ the equipment was checked. A All B Every C Many D Several. 6. ___ participant has a number. A Each B All C Both D Most of. 7. ___ of the three plans is cheap. A Neither B None C Either D Every. 8. We spent ___ money. A a great deal of B many C several D a few. 9. There were ___ people than expected. A less B fewer C little D much. 10. ___ my classmates joined. A Most of B Most C Every of D Much of.</w:t>
-      </w:r>
-    </w:p>
-    <w:p>
-      <w:r>
-        <w:rPr>
+          <w:sz w:val="24"/>
+          <w:szCs w:val="24"/>
+        </w:rPr>
+        <w:t>PHẦN 4. CỤM DANH TỪ (10 điểm)</w:t>
+      </w:r>
+    </w:p>
+    <w:p>
+      <w:pPr>
+        <w:spacing w:before="0" w:after="100" w:line="300" w:lineRule="auto"/>
+        <w:widowControl/>
+      </w:pPr>
+      <w:r>
+        <w:rPr>
+          <w:color w:val="000000"/>
+          <w:i/>
+        </w:rPr>
+        <w:t>Sắp xếp các từ trong ngoặc để tạo cụm danh từ đúng.</w:t>
+      </w:r>
+    </w:p>
+    <w:p>
+      <w:pPr>
+        <w:spacing w:before="20" w:after="90" w:line="300" w:lineRule="auto"/>
+        <w:widowControl/>
+      </w:pPr>
+      <w:r>
+        <w:rPr>
+          <w:color w:val="000000"/>
+        </w:rPr>
+        <w:t>1. an (interesting/new/online course)</w:t>
+      </w:r>
+    </w:p>
+    <w:p>
+      <w:pPr>
+        <w:spacing w:before="20" w:after="90" w:line="300" w:lineRule="auto"/>
+        <w:widowControl/>
+      </w:pPr>
+      <w:r>
+        <w:rPr>
+          <w:color w:val="000000"/>
+        </w:rPr>
+        <w:t>2. a (small/round/glass table)</w:t>
+      </w:r>
+    </w:p>
+    <w:p>
+      <w:pPr>
+        <w:spacing w:before="20" w:after="90" w:line="300" w:lineRule="auto"/>
+        <w:widowControl/>
+      </w:pPr>
+      <w:r>
+        <w:rPr>
+          <w:color w:val="000000"/>
+        </w:rPr>
+        <w:t>3. a (two-week/intensive/training programme)</w:t>
+      </w:r>
+    </w:p>
+    <w:p>
+      <w:pPr>
+        <w:spacing w:before="20" w:after="90" w:line="300" w:lineRule="auto"/>
+        <w:widowControl/>
+      </w:pPr>
+      <w:r>
+        <w:rPr>
+          <w:color w:val="000000"/>
+        </w:rPr>
+        <w:t>4. three (old/French/paintings)</w:t>
+      </w:r>
+    </w:p>
+    <w:p>
+      <w:pPr>
+        <w:spacing w:before="20" w:after="90" w:line="300" w:lineRule="auto"/>
+        <w:widowControl/>
+      </w:pPr>
+      <w:r>
+        <w:rPr>
+          <w:color w:val="000000"/>
+        </w:rPr>
+        <w:t>5. a (comfortable/cotton/blue shirt)</w:t>
+      </w:r>
+    </w:p>
+    <w:p>
+      <w:pPr>
+        <w:spacing w:before="20" w:after="90" w:line="300" w:lineRule="auto"/>
+        <w:widowControl/>
+      </w:pPr>
+      <w:r>
+        <w:rPr>
+          <w:color w:val="000000"/>
+        </w:rPr>
+        <w:t>6. a (modern/city/transport system)</w:t>
+      </w:r>
+    </w:p>
+    <w:p>
+      <w:pPr>
+        <w:spacing w:before="20" w:after="90" w:line="300" w:lineRule="auto"/>
+        <w:widowControl/>
+      </w:pPr>
+      <w:r>
+        <w:rPr>
+          <w:color w:val="000000"/>
+        </w:rPr>
+        <w:t>7. an (important/environmental/research project)</w:t>
+      </w:r>
+    </w:p>
+    <w:p>
+      <w:pPr>
+        <w:spacing w:before="20" w:after="90" w:line="300" w:lineRule="auto"/>
+        <w:widowControl/>
+      </w:pPr>
+      <w:r>
+        <w:rPr>
+          <w:color w:val="000000"/>
+        </w:rPr>
+        <w:t>8. a (lovely/little/wooden box)</w:t>
+      </w:r>
+    </w:p>
+    <w:p>
+      <w:pPr>
+        <w:spacing w:before="20" w:after="90" w:line="300" w:lineRule="auto"/>
+        <w:widowControl/>
+      </w:pPr>
+      <w:r>
+        <w:rPr>
+          <w:color w:val="000000"/>
+        </w:rPr>
+        <w:t>9. a (high-quality/digital/learning resource)</w:t>
+      </w:r>
+    </w:p>
+    <w:p>
+      <w:pPr>
+        <w:spacing w:before="20" w:after="90" w:line="300" w:lineRule="auto"/>
+        <w:widowControl/>
+      </w:pPr>
+      <w:r>
+        <w:rPr>
+          <w:color w:val="000000"/>
+        </w:rPr>
+        <w:t>10. two (large/black/travel bags).</w:t>
+      </w:r>
+    </w:p>
+    <w:p>
+      <w:pPr>
+        <w:spacing w:before="240" w:after="60" w:line="300" w:lineRule="auto"/>
+        <w:widowControl/>
+        <w:keepNext/>
+      </w:pPr>
+      <w:r>
+        <w:rPr>
+          <w:color w:val="000000"/>
           <w:b/>
-        </w:rPr>
-        <w:t xml:space="preserve">PHẦN 6. VIẾT LẠI CÂU (10 điểm)</w:t>
-      </w:r>
-    </w:p>
-    <w:p>
-      <w:r>
-        <w:t xml:space="preserve">1. All students have a locker. (Every) 2. Neither plan is suitable. (Neither of the two) 3. The two teams succeeded. (Both) 4. I need one more day. (another) 5. Some stayed; the remaining people left. (others) 6. The information is not enough. (little) 7. We have many choices. (plenty) 8. The red pen is mine; the blue remaining pen is yours. (other) 9. This machine uses a smaller amount of energy. (less) 10. The new route has a smaller number of stops. (fewer)</w:t>
-      </w:r>
-    </w:p>
-    <w:p>
-      <w:r>
-        <w:rPr>
+          <w:sz w:val="24"/>
+          <w:szCs w:val="24"/>
+        </w:rPr>
+        <w:t>PHẦN 5. DETERMINERS (10 điểm)</w:t>
+      </w:r>
+    </w:p>
+    <w:p>
+      <w:pPr>
+        <w:spacing w:before="0" w:after="100" w:line="300" w:lineRule="auto"/>
+        <w:widowControl/>
+      </w:pPr>
+      <w:r>
+        <w:rPr>
+          <w:color w:val="000000"/>
+          <w:i/>
+        </w:rPr>
+        <w:t>Chọn determiner phù hợp với danh từ và ngữ cảnh.</w:t>
+      </w:r>
+    </w:p>
+    <w:p>
+      <w:pPr>
+        <w:spacing w:before="20" w:after="90" w:line="300" w:lineRule="auto"/>
+        <w:widowControl/>
+        <w:keepNext/>
+      </w:pPr>
+      <w:r>
+        <w:rPr>
+          <w:color w:val="000000"/>
+        </w:rPr>
+        <w:t>1. ___ of the two answers is correct.</w:t>
+      </w:r>
+    </w:p>
+    <w:p>
+      <w:pPr>
+        <w:spacing w:before="0" w:after="35" w:line="300" w:lineRule="auto"/>
+        <w:widowControl/>
+        <w:keepNext/>
+      </w:pPr>
+      <w:r>
+        <w:rPr>
+          <w:color w:val="000000"/>
+        </w:rPr>
+        <w:t>A. Neither</w:t>
+      </w:r>
+    </w:p>
+    <w:p>
+      <w:pPr>
+        <w:spacing w:before="0" w:after="35" w:line="300" w:lineRule="auto"/>
+        <w:widowControl/>
+        <w:keepNext/>
+      </w:pPr>
+      <w:r>
+        <w:rPr>
+          <w:color w:val="000000"/>
+        </w:rPr>
+        <w:t>B. None</w:t>
+      </w:r>
+    </w:p>
+    <w:p>
+      <w:pPr>
+        <w:spacing w:before="0" w:after="35" w:line="300" w:lineRule="auto"/>
+        <w:widowControl/>
+        <w:keepNext/>
+      </w:pPr>
+      <w:r>
+        <w:rPr>
+          <w:color w:val="000000"/>
+        </w:rPr>
+        <w:t>C. Every</w:t>
+      </w:r>
+    </w:p>
+    <w:p>
+      <w:pPr>
+        <w:spacing w:before="0" w:after="35" w:line="300" w:lineRule="auto"/>
+        <w:widowControl/>
+      </w:pPr>
+      <w:r>
+        <w:rPr>
+          <w:color w:val="000000"/>
+        </w:rPr>
+        <w:t>D. All.</w:t>
+      </w:r>
+    </w:p>
+    <w:p>
+      <w:pPr>
+        <w:spacing w:before="20" w:after="90" w:line="300" w:lineRule="auto"/>
+        <w:widowControl/>
+        <w:keepNext/>
+      </w:pPr>
+      <w:r>
+        <w:rPr>
+          <w:color w:val="000000"/>
+        </w:rPr>
+        <w:t>2. ___ students must submit a form.</w:t>
+      </w:r>
+    </w:p>
+    <w:p>
+      <w:pPr>
+        <w:spacing w:before="0" w:after="35" w:line="300" w:lineRule="auto"/>
+        <w:widowControl/>
+        <w:keepNext/>
+      </w:pPr>
+      <w:r>
+        <w:rPr>
+          <w:color w:val="000000"/>
+        </w:rPr>
+        <w:t>A. Each</w:t>
+      </w:r>
+    </w:p>
+    <w:p>
+      <w:pPr>
+        <w:spacing w:before="0" w:after="35" w:line="300" w:lineRule="auto"/>
+        <w:widowControl/>
+        <w:keepNext/>
+      </w:pPr>
+      <w:r>
+        <w:rPr>
+          <w:color w:val="000000"/>
+        </w:rPr>
+        <w:t>B. Every</w:t>
+      </w:r>
+    </w:p>
+    <w:p>
+      <w:pPr>
+        <w:spacing w:before="0" w:after="35" w:line="300" w:lineRule="auto"/>
+        <w:widowControl/>
+        <w:keepNext/>
+      </w:pPr>
+      <w:r>
+        <w:rPr>
+          <w:color w:val="000000"/>
+        </w:rPr>
+        <w:t>C. All</w:t>
+      </w:r>
+    </w:p>
+    <w:p>
+      <w:pPr>
+        <w:spacing w:before="0" w:after="35" w:line="300" w:lineRule="auto"/>
+        <w:widowControl/>
+      </w:pPr>
+      <w:r>
+        <w:rPr>
+          <w:color w:val="000000"/>
+        </w:rPr>
+        <w:t>D. Either.</w:t>
+      </w:r>
+    </w:p>
+    <w:p>
+      <w:pPr>
+        <w:spacing w:before="20" w:after="90" w:line="300" w:lineRule="auto"/>
+        <w:widowControl/>
+        <w:keepNext/>
+      </w:pPr>
+      <w:r>
+        <w:rPr>
+          <w:color w:val="000000"/>
+        </w:rPr>
+        <w:t>3. ___ of my parents work in education.</w:t>
+      </w:r>
+    </w:p>
+    <w:p>
+      <w:pPr>
+        <w:spacing w:before="0" w:after="35" w:line="300" w:lineRule="auto"/>
+        <w:widowControl/>
+        <w:keepNext/>
+      </w:pPr>
+      <w:r>
+        <w:rPr>
+          <w:color w:val="000000"/>
+        </w:rPr>
+        <w:t>A. Both</w:t>
+      </w:r>
+    </w:p>
+    <w:p>
+      <w:pPr>
+        <w:spacing w:before="0" w:after="35" w:line="300" w:lineRule="auto"/>
+        <w:widowControl/>
+        <w:keepNext/>
+      </w:pPr>
+      <w:r>
+        <w:rPr>
+          <w:color w:val="000000"/>
+        </w:rPr>
+        <w:t>B. Either</w:t>
+      </w:r>
+    </w:p>
+    <w:p>
+      <w:pPr>
+        <w:spacing w:before="0" w:after="35" w:line="300" w:lineRule="auto"/>
+        <w:widowControl/>
+        <w:keepNext/>
+      </w:pPr>
+      <w:r>
+        <w:rPr>
+          <w:color w:val="000000"/>
+        </w:rPr>
+        <w:t>C. Each</w:t>
+      </w:r>
+    </w:p>
+    <w:p>
+      <w:pPr>
+        <w:spacing w:before="0" w:after="35" w:line="300" w:lineRule="auto"/>
+        <w:widowControl/>
+      </w:pPr>
+      <w:r>
+        <w:rPr>
+          <w:color w:val="000000"/>
+        </w:rPr>
+        <w:t>D. Every.</w:t>
+      </w:r>
+    </w:p>
+    <w:p>
+      <w:pPr>
+        <w:spacing w:before="20" w:after="90" w:line="300" w:lineRule="auto"/>
+        <w:widowControl/>
+        <w:keepNext/>
+      </w:pPr>
+      <w:r>
+        <w:rPr>
+          <w:color w:val="000000"/>
+        </w:rPr>
+        <w:t>4. You may choose ___ option.</w:t>
+      </w:r>
+    </w:p>
+    <w:p>
+      <w:pPr>
+        <w:spacing w:before="0" w:after="35" w:line="300" w:lineRule="auto"/>
+        <w:widowControl/>
+        <w:keepNext/>
+      </w:pPr>
+      <w:r>
+        <w:rPr>
+          <w:color w:val="000000"/>
+        </w:rPr>
+        <w:t>A. either</w:t>
+      </w:r>
+    </w:p>
+    <w:p>
+      <w:pPr>
+        <w:spacing w:before="0" w:after="35" w:line="300" w:lineRule="auto"/>
+        <w:widowControl/>
+        <w:keepNext/>
+      </w:pPr>
+      <w:r>
+        <w:rPr>
+          <w:color w:val="000000"/>
+        </w:rPr>
+        <w:t>B. both</w:t>
+      </w:r>
+    </w:p>
+    <w:p>
+      <w:pPr>
+        <w:spacing w:before="0" w:after="35" w:line="300" w:lineRule="auto"/>
+        <w:widowControl/>
+        <w:keepNext/>
+      </w:pPr>
+      <w:r>
+        <w:rPr>
+          <w:color w:val="000000"/>
+        </w:rPr>
+        <w:t>C. all</w:t>
+      </w:r>
+    </w:p>
+    <w:p>
+      <w:pPr>
+        <w:spacing w:before="0" w:after="35" w:line="300" w:lineRule="auto"/>
+        <w:widowControl/>
+      </w:pPr>
+      <w:r>
+        <w:rPr>
+          <w:color w:val="000000"/>
+        </w:rPr>
+        <w:t>D. none.</w:t>
+      </w:r>
+    </w:p>
+    <w:p>
+      <w:pPr>
+        <w:spacing w:before="20" w:after="90" w:line="300" w:lineRule="auto"/>
+        <w:widowControl/>
+        <w:keepNext/>
+      </w:pPr>
+      <w:r>
+        <w:rPr>
+          <w:color w:val="000000"/>
+        </w:rPr>
+        <w:t>5. ___ the equipment was checked.</w:t>
+      </w:r>
+    </w:p>
+    <w:p>
+      <w:pPr>
+        <w:spacing w:before="0" w:after="35" w:line="300" w:lineRule="auto"/>
+        <w:widowControl/>
+        <w:keepNext/>
+      </w:pPr>
+      <w:r>
+        <w:rPr>
+          <w:color w:val="000000"/>
+        </w:rPr>
+        <w:t>A. All</w:t>
+      </w:r>
+    </w:p>
+    <w:p>
+      <w:pPr>
+        <w:spacing w:before="0" w:after="35" w:line="300" w:lineRule="auto"/>
+        <w:widowControl/>
+        <w:keepNext/>
+      </w:pPr>
+      <w:r>
+        <w:rPr>
+          <w:color w:val="000000"/>
+        </w:rPr>
+        <w:t>B. Every</w:t>
+      </w:r>
+    </w:p>
+    <w:p>
+      <w:pPr>
+        <w:spacing w:before="0" w:after="35" w:line="300" w:lineRule="auto"/>
+        <w:widowControl/>
+        <w:keepNext/>
+      </w:pPr>
+      <w:r>
+        <w:rPr>
+          <w:color w:val="000000"/>
+        </w:rPr>
+        <w:t>C. Many</w:t>
+      </w:r>
+    </w:p>
+    <w:p>
+      <w:pPr>
+        <w:spacing w:before="0" w:after="35" w:line="300" w:lineRule="auto"/>
+        <w:widowControl/>
+      </w:pPr>
+      <w:r>
+        <w:rPr>
+          <w:color w:val="000000"/>
+        </w:rPr>
+        <w:t>D. Several.</w:t>
+      </w:r>
+    </w:p>
+    <w:p>
+      <w:pPr>
+        <w:spacing w:before="20" w:after="90" w:line="300" w:lineRule="auto"/>
+        <w:widowControl/>
+        <w:keepNext/>
+      </w:pPr>
+      <w:r>
+        <w:rPr>
+          <w:color w:val="000000"/>
+        </w:rPr>
+        <w:t>6. ___ participant has a number.</w:t>
+      </w:r>
+    </w:p>
+    <w:p>
+      <w:pPr>
+        <w:spacing w:before="0" w:after="35" w:line="300" w:lineRule="auto"/>
+        <w:widowControl/>
+        <w:keepNext/>
+      </w:pPr>
+      <w:r>
+        <w:rPr>
+          <w:color w:val="000000"/>
+        </w:rPr>
+        <w:t>A. Each</w:t>
+      </w:r>
+    </w:p>
+    <w:p>
+      <w:pPr>
+        <w:spacing w:before="0" w:after="35" w:line="300" w:lineRule="auto"/>
+        <w:widowControl/>
+        <w:keepNext/>
+      </w:pPr>
+      <w:r>
+        <w:rPr>
+          <w:color w:val="000000"/>
+        </w:rPr>
+        <w:t>B. All</w:t>
+      </w:r>
+    </w:p>
+    <w:p>
+      <w:pPr>
+        <w:spacing w:before="0" w:after="35" w:line="300" w:lineRule="auto"/>
+        <w:widowControl/>
+        <w:keepNext/>
+      </w:pPr>
+      <w:r>
+        <w:rPr>
+          <w:color w:val="000000"/>
+        </w:rPr>
+        <w:t>C. Both</w:t>
+      </w:r>
+    </w:p>
+    <w:p>
+      <w:pPr>
+        <w:spacing w:before="0" w:after="35" w:line="300" w:lineRule="auto"/>
+        <w:widowControl/>
+      </w:pPr>
+      <w:r>
+        <w:rPr>
+          <w:color w:val="000000"/>
+        </w:rPr>
+        <w:t>D. Most of.</w:t>
+      </w:r>
+    </w:p>
+    <w:p>
+      <w:pPr>
+        <w:spacing w:before="20" w:after="90" w:line="300" w:lineRule="auto"/>
+        <w:widowControl/>
+        <w:keepNext/>
+      </w:pPr>
+      <w:r>
+        <w:rPr>
+          <w:color w:val="000000"/>
+        </w:rPr>
+        <w:t>7. ___ of the three plans is cheap.</w:t>
+      </w:r>
+    </w:p>
+    <w:p>
+      <w:pPr>
+        <w:spacing w:before="0" w:after="35" w:line="300" w:lineRule="auto"/>
+        <w:widowControl/>
+        <w:keepNext/>
+      </w:pPr>
+      <w:r>
+        <w:rPr>
+          <w:color w:val="000000"/>
+        </w:rPr>
+        <w:t>A. Neither</w:t>
+      </w:r>
+    </w:p>
+    <w:p>
+      <w:pPr>
+        <w:spacing w:before="0" w:after="35" w:line="300" w:lineRule="auto"/>
+        <w:widowControl/>
+        <w:keepNext/>
+      </w:pPr>
+      <w:r>
+        <w:rPr>
+          <w:color w:val="000000"/>
+        </w:rPr>
+        <w:t>B. None</w:t>
+      </w:r>
+    </w:p>
+    <w:p>
+      <w:pPr>
+        <w:spacing w:before="0" w:after="35" w:line="300" w:lineRule="auto"/>
+        <w:widowControl/>
+        <w:keepNext/>
+      </w:pPr>
+      <w:r>
+        <w:rPr>
+          <w:color w:val="000000"/>
+        </w:rPr>
+        <w:t>C. Either</w:t>
+      </w:r>
+    </w:p>
+    <w:p>
+      <w:pPr>
+        <w:spacing w:before="0" w:after="35" w:line="300" w:lineRule="auto"/>
+        <w:widowControl/>
+      </w:pPr>
+      <w:r>
+        <w:rPr>
+          <w:color w:val="000000"/>
+        </w:rPr>
+        <w:t>D. Every.</w:t>
+      </w:r>
+    </w:p>
+    <w:p>
+      <w:pPr>
+        <w:spacing w:before="20" w:after="90" w:line="300" w:lineRule="auto"/>
+        <w:widowControl/>
+        <w:keepNext/>
+      </w:pPr>
+      <w:r>
+        <w:rPr>
+          <w:color w:val="000000"/>
+        </w:rPr>
+        <w:t>8. We spent ___ money.</w:t>
+      </w:r>
+    </w:p>
+    <w:p>
+      <w:pPr>
+        <w:spacing w:before="0" w:after="35" w:line="300" w:lineRule="auto"/>
+        <w:widowControl/>
+        <w:keepNext/>
+      </w:pPr>
+      <w:r>
+        <w:rPr>
+          <w:color w:val="000000"/>
+        </w:rPr>
+        <w:t>A. a great deal of</w:t>
+      </w:r>
+    </w:p>
+    <w:p>
+      <w:pPr>
+        <w:spacing w:before="0" w:after="35" w:line="300" w:lineRule="auto"/>
+        <w:widowControl/>
+        <w:keepNext/>
+      </w:pPr>
+      <w:r>
+        <w:rPr>
+          <w:color w:val="000000"/>
+        </w:rPr>
+        <w:t>B. many</w:t>
+      </w:r>
+    </w:p>
+    <w:p>
+      <w:pPr>
+        <w:spacing w:before="0" w:after="35" w:line="300" w:lineRule="auto"/>
+        <w:widowControl/>
+        <w:keepNext/>
+      </w:pPr>
+      <w:r>
+        <w:rPr>
+          <w:color w:val="000000"/>
+        </w:rPr>
+        <w:t>C. several</w:t>
+      </w:r>
+    </w:p>
+    <w:p>
+      <w:pPr>
+        <w:spacing w:before="0" w:after="35" w:line="300" w:lineRule="auto"/>
+        <w:widowControl/>
+      </w:pPr>
+      <w:r>
+        <w:rPr>
+          <w:color w:val="000000"/>
+        </w:rPr>
+        <w:t>D. a few.</w:t>
+      </w:r>
+    </w:p>
+    <w:p>
+      <w:pPr>
+        <w:spacing w:before="20" w:after="90" w:line="300" w:lineRule="auto"/>
+        <w:widowControl/>
+        <w:keepNext/>
+      </w:pPr>
+      <w:r>
+        <w:rPr>
+          <w:color w:val="000000"/>
+        </w:rPr>
+        <w:t>9. There were ___ people than expected.</w:t>
+      </w:r>
+    </w:p>
+    <w:p>
+      <w:pPr>
+        <w:spacing w:before="0" w:after="35" w:line="300" w:lineRule="auto"/>
+        <w:widowControl/>
+        <w:keepNext/>
+      </w:pPr>
+      <w:r>
+        <w:rPr>
+          <w:color w:val="000000"/>
+        </w:rPr>
+        <w:t>A. less</w:t>
+      </w:r>
+    </w:p>
+    <w:p>
+      <w:pPr>
+        <w:spacing w:before="0" w:after="35" w:line="300" w:lineRule="auto"/>
+        <w:widowControl/>
+        <w:keepNext/>
+      </w:pPr>
+      <w:r>
+        <w:rPr>
+          <w:color w:val="000000"/>
+        </w:rPr>
+        <w:t>B. fewer</w:t>
+      </w:r>
+    </w:p>
+    <w:p>
+      <w:pPr>
+        <w:spacing w:before="0" w:after="35" w:line="300" w:lineRule="auto"/>
+        <w:widowControl/>
+        <w:keepNext/>
+      </w:pPr>
+      <w:r>
+        <w:rPr>
+          <w:color w:val="000000"/>
+        </w:rPr>
+        <w:t>C. little</w:t>
+      </w:r>
+    </w:p>
+    <w:p>
+      <w:pPr>
+        <w:spacing w:before="0" w:after="35" w:line="300" w:lineRule="auto"/>
+        <w:widowControl/>
+      </w:pPr>
+      <w:r>
+        <w:rPr>
+          <w:color w:val="000000"/>
+        </w:rPr>
+        <w:t>D. much.</w:t>
+      </w:r>
+    </w:p>
+    <w:p>
+      <w:pPr>
+        <w:spacing w:before="20" w:after="90" w:line="300" w:lineRule="auto"/>
+        <w:widowControl/>
+        <w:keepNext/>
+      </w:pPr>
+      <w:r>
+        <w:rPr>
+          <w:color w:val="000000"/>
+        </w:rPr>
+        <w:t>10. ___ my classmates joined.</w:t>
+      </w:r>
+    </w:p>
+    <w:p>
+      <w:pPr>
+        <w:spacing w:before="0" w:after="35" w:line="300" w:lineRule="auto"/>
+        <w:widowControl/>
+        <w:keepNext/>
+      </w:pPr>
+      <w:r>
+        <w:rPr>
+          <w:color w:val="000000"/>
+        </w:rPr>
+        <w:t>A. Most of</w:t>
+      </w:r>
+    </w:p>
+    <w:p>
+      <w:pPr>
+        <w:spacing w:before="0" w:after="35" w:line="300" w:lineRule="auto"/>
+        <w:widowControl/>
+        <w:keepNext/>
+      </w:pPr>
+      <w:r>
+        <w:rPr>
+          <w:color w:val="000000"/>
+        </w:rPr>
+        <w:t>B. Most</w:t>
+      </w:r>
+    </w:p>
+    <w:p>
+      <w:pPr>
+        <w:spacing w:before="0" w:after="35" w:line="300" w:lineRule="auto"/>
+        <w:widowControl/>
+        <w:keepNext/>
+      </w:pPr>
+      <w:r>
+        <w:rPr>
+          <w:color w:val="000000"/>
+        </w:rPr>
+        <w:t>C. Every of</w:t>
+      </w:r>
+    </w:p>
+    <w:p>
+      <w:pPr>
+        <w:spacing w:before="0" w:after="35" w:line="300" w:lineRule="auto"/>
+        <w:widowControl/>
+      </w:pPr>
+      <w:r>
+        <w:rPr>
+          <w:color w:val="000000"/>
+        </w:rPr>
+        <w:t>D. Much of.</w:t>
+      </w:r>
+    </w:p>
+    <w:p>
+      <w:pPr>
+        <w:spacing w:before="240" w:after="60" w:line="300" w:lineRule="auto"/>
+        <w:widowControl/>
+        <w:keepNext/>
+      </w:pPr>
+      <w:r>
+        <w:rPr>
+          <w:color w:val="000000"/>
           <w:b/>
-        </w:rPr>
-        <w:t xml:space="preserve">PHẦN 7. ĐIỀN KHUYẾT TỔNG HỢP (10 điểm)</w:t>
-      </w:r>
-    </w:p>
-    <w:p>
-      <w:r>
-        <w:t xml:space="preserve">The community centre recently launched an (1) ___ programme for adult learners. Each class (2) ___ led by an experienced volunteer. Participants receive (3) ___ practical materials, and most (4) ___ the activities focus on everyday communication. The centre also offers (5) ___ course for learners who need digital skills. Neither the lessons nor the registration process (6) ___ complicated. A number of local businesses (7) ___ donated equipment. This generous (8) ___ has allowed the centre to create a (9) ___ modern computer room. As a result, many (10) ___ residents can now study confidently.</w:t>
-      </w:r>
-    </w:p>
-    <w:p>
-      <w:r>
-        <w:t xml:space="preserve">Word bank: additional, is, several, of, another, is, have, contribution, well-equipped, older.</w:t>
-      </w:r>
-    </w:p>
-    <w:p>
-      <w:r>
-        <w:rPr>
+          <w:sz w:val="24"/>
+          <w:szCs w:val="24"/>
+        </w:rPr>
+        <w:t>PHẦN 6. VIẾT LẠI CÂU (10 điểm)</w:t>
+      </w:r>
+    </w:p>
+    <w:p>
+      <w:pPr>
+        <w:spacing w:before="0" w:after="100" w:line="300" w:lineRule="auto"/>
+        <w:widowControl/>
+      </w:pPr>
+      <w:r>
+        <w:rPr>
+          <w:color w:val="000000"/>
+          <w:i/>
+        </w:rPr>
+        <w:t>Viết lại câu theo từ gợi ý, giữ nguyên nghĩa ban đầu.</w:t>
+      </w:r>
+    </w:p>
+    <w:p>
+      <w:pPr>
+        <w:spacing w:before="20" w:after="90" w:line="300" w:lineRule="auto"/>
+        <w:widowControl/>
+      </w:pPr>
+      <w:r>
+        <w:rPr>
+          <w:color w:val="000000"/>
+        </w:rPr>
+        <w:t>1. All students have a locker. (Every)</w:t>
+      </w:r>
+    </w:p>
+    <w:p>
+      <w:pPr>
+        <w:spacing w:before="20" w:after="90" w:line="300" w:lineRule="auto"/>
+        <w:widowControl/>
+      </w:pPr>
+      <w:r>
+        <w:rPr>
+          <w:color w:val="000000"/>
+        </w:rPr>
+        <w:t>2. Neither plan is suitable. (Neither of the two)</w:t>
+      </w:r>
+    </w:p>
+    <w:p>
+      <w:pPr>
+        <w:spacing w:before="20" w:after="90" w:line="300" w:lineRule="auto"/>
+        <w:widowControl/>
+      </w:pPr>
+      <w:r>
+        <w:rPr>
+          <w:color w:val="000000"/>
+        </w:rPr>
+        <w:t>3. The two teams succeeded. (Both)</w:t>
+      </w:r>
+    </w:p>
+    <w:p>
+      <w:pPr>
+        <w:spacing w:before="20" w:after="90" w:line="300" w:lineRule="auto"/>
+        <w:widowControl/>
+      </w:pPr>
+      <w:r>
+        <w:rPr>
+          <w:color w:val="000000"/>
+        </w:rPr>
+        <w:t>4. I need one more day. (another)</w:t>
+      </w:r>
+    </w:p>
+    <w:p>
+      <w:pPr>
+        <w:spacing w:before="20" w:after="90" w:line="300" w:lineRule="auto"/>
+        <w:widowControl/>
+      </w:pPr>
+      <w:r>
+        <w:rPr>
+          <w:color w:val="000000"/>
+        </w:rPr>
+        <w:t>5. Some stayed; the remaining people left. (others)</w:t>
+      </w:r>
+    </w:p>
+    <w:p>
+      <w:pPr>
+        <w:spacing w:before="20" w:after="90" w:line="300" w:lineRule="auto"/>
+        <w:widowControl/>
+      </w:pPr>
+      <w:r>
+        <w:rPr>
+          <w:color w:val="000000"/>
+        </w:rPr>
+        <w:t>6. The information is not enough. (little)</w:t>
+      </w:r>
+    </w:p>
+    <w:p>
+      <w:pPr>
+        <w:spacing w:before="20" w:after="90" w:line="300" w:lineRule="auto"/>
+        <w:widowControl/>
+      </w:pPr>
+      <w:r>
+        <w:rPr>
+          <w:color w:val="000000"/>
+        </w:rPr>
+        <w:t>7. We have many choices. (plenty)</w:t>
+      </w:r>
+    </w:p>
+    <w:p>
+      <w:pPr>
+        <w:spacing w:before="20" w:after="90" w:line="300" w:lineRule="auto"/>
+        <w:widowControl/>
+      </w:pPr>
+      <w:r>
+        <w:rPr>
+          <w:color w:val="000000"/>
+        </w:rPr>
+        <w:t>8. The red pen is mine; the blue remaining pen is yours. (other)</w:t>
+      </w:r>
+    </w:p>
+    <w:p>
+      <w:pPr>
+        <w:spacing w:before="20" w:after="90" w:line="300" w:lineRule="auto"/>
+        <w:widowControl/>
+      </w:pPr>
+      <w:r>
+        <w:rPr>
+          <w:color w:val="000000"/>
+        </w:rPr>
+        <w:t>9. This machine uses a smaller amount of energy. (less)</w:t>
+      </w:r>
+    </w:p>
+    <w:p>
+      <w:pPr>
+        <w:spacing w:before="20" w:after="90" w:line="300" w:lineRule="auto"/>
+        <w:widowControl/>
+      </w:pPr>
+      <w:r>
+        <w:rPr>
+          <w:color w:val="000000"/>
+        </w:rPr>
+        <w:t>10. The new route has a smaller number of stops. (fewer)</w:t>
+      </w:r>
+    </w:p>
+    <w:p>
+      <w:pPr>
+        <w:spacing w:before="240" w:after="60" w:line="300" w:lineRule="auto"/>
+        <w:widowControl/>
+        <w:keepNext/>
+      </w:pPr>
+      <w:r>
+        <w:rPr>
+          <w:color w:val="000000"/>
           <w:b/>
-        </w:rPr>
-        <w:t xml:space="preserve">PHẦN 8. SỬA LỖI TỔNG HỢP (10 điểm)</w:t>
-      </w:r>
-    </w:p>
-    <w:p>
-      <w:r>
-        <w:t xml:space="preserve">1. Each of the lessons are useful. 2. He completed the task quick. 3. We need another volunteers. 4. The two first chapters are easy. 5. A number of equipment was donated. 6. Neither the students nor the teacher are late. 7. She bought a leather black bag. 8. Most the students in the class passed. 9. There is fewer traffic today. 10. This is a highly success programme.</w:t>
-      </w:r>
-    </w:p>
-    <w:p>
-      <w:r>
-        <w:rPr>
+          <w:sz w:val="24"/>
+          <w:szCs w:val="24"/>
+        </w:rPr>
+        <w:t>PHẦN 7. ĐIỀN KHUYẾT TỔNG HỢP (10 điểm)</w:t>
+      </w:r>
+    </w:p>
+    <w:p>
+      <w:pPr>
+        <w:spacing w:before="0" w:after="100" w:line="300" w:lineRule="auto"/>
+        <w:widowControl/>
+      </w:pPr>
+      <w:r>
+        <w:rPr>
+          <w:color w:val="000000"/>
+          <w:i/>
+        </w:rPr>
+        <w:t>Điền các từ trong Word bank vào 10 chỗ trống.</w:t>
+      </w:r>
+    </w:p>
+    <w:p>
+      <w:pPr>
+        <w:spacing w:before="20" w:after="110" w:line="320" w:lineRule="auto"/>
+        <w:widowControl/>
+      </w:pPr>
+      <w:r>
+        <w:rPr>
+          <w:color w:val="000000"/>
+        </w:rPr>
+        <w:t>The community centre recently launched an (1) ___ programme for adult learners. Each class (2) ___ led by an experienced volunteer. Participants receive (3) ___ practical materials, and most (4) ___ the activities focus on everyday communication. The centre also offers (5) ___ course for learners who need digital skills. Neither the lessons nor the registration process (6) ___ complicated. A number of local businesses (7) ___ donated equipment. This generous (8) ___ has allowed the centre to create a (9) ___ modern computer room. As a result, many (10) ___ residents can now study confidently.</w:t>
+      </w:r>
+    </w:p>
+    <w:p>
+      <w:pPr>
+        <w:spacing w:before="0" w:after="120" w:line="300" w:lineRule="auto"/>
+        <w:widowControl/>
+      </w:pPr>
+      <w:r>
+        <w:rPr>
+          <w:color w:val="000000"/>
+        </w:rPr>
+        <w:t>Word bank: additional, is, several, of, another, is, have, contribution, well-equipped, older.</w:t>
+      </w:r>
+    </w:p>
+    <w:p>
+      <w:pPr>
+        <w:spacing w:before="240" w:after="60" w:line="300" w:lineRule="auto"/>
+        <w:widowControl/>
+        <w:keepNext/>
+      </w:pPr>
+      <w:r>
+        <w:rPr>
+          <w:color w:val="000000"/>
           <w:b/>
-        </w:rPr>
-        <w:t xml:space="preserve">PHẦN 9. ĐỌC HIỂU (10 điểm)</w:t>
-      </w:r>
-    </w:p>
-    <w:p>
-      <w:r>
-        <w:t xml:space="preserve">A town survey collected responses from 600 residents. Most participants supported a new weekend bus service, while several requested earlier morning journeys. Neither of the existing routes currently operates on Sunday. The council has therefore planned a six-month trial. Each bus will carry a digital passenger counter, and the number of users will be reviewed monthly. If demand remains strong, another route may be added next year.</w:t>
-      </w:r>
-    </w:p>
-    <w:p>
-      <w:r>
-        <w:t xml:space="preserve">1. How many responded? 2. What did most support? 3. What did several request? 4. How will use be measured? 5. Under what condition may another route be added?</w:t>
-      </w:r>
-    </w:p>
-    <w:p>
-      <w:r>
-        <w:rPr>
+          <w:sz w:val="24"/>
+          <w:szCs w:val="24"/>
+        </w:rPr>
+        <w:t>PHẦN 8. SỬA LỖI TỔNG HỢP (10 điểm)</w:t>
+      </w:r>
+    </w:p>
+    <w:p>
+      <w:pPr>
+        <w:spacing w:before="0" w:after="100" w:line="300" w:lineRule="auto"/>
+        <w:widowControl/>
+      </w:pPr>
+      <w:r>
+        <w:rPr>
+          <w:color w:val="000000"/>
+          <w:i/>
+        </w:rPr>
+        <w:t>Sửa lỗi sai trong mỗi câu.</w:t>
+      </w:r>
+    </w:p>
+    <w:p>
+      <w:pPr>
+        <w:spacing w:before="20" w:after="90" w:line="300" w:lineRule="auto"/>
+        <w:widowControl/>
+      </w:pPr>
+      <w:r>
+        <w:rPr>
+          <w:color w:val="000000"/>
+        </w:rPr>
+        <w:t>1. Each of the lessons are useful.</w:t>
+      </w:r>
+    </w:p>
+    <w:p>
+      <w:pPr>
+        <w:spacing w:before="20" w:after="90" w:line="300" w:lineRule="auto"/>
+        <w:widowControl/>
+      </w:pPr>
+      <w:r>
+        <w:rPr>
+          <w:color w:val="000000"/>
+        </w:rPr>
+        <w:t>2. He completed the task quick.</w:t>
+      </w:r>
+    </w:p>
+    <w:p>
+      <w:pPr>
+        <w:spacing w:before="20" w:after="90" w:line="300" w:lineRule="auto"/>
+        <w:widowControl/>
+      </w:pPr>
+      <w:r>
+        <w:rPr>
+          <w:color w:val="000000"/>
+        </w:rPr>
+        <w:t>3. We need another volunteers.</w:t>
+      </w:r>
+    </w:p>
+    <w:p>
+      <w:pPr>
+        <w:spacing w:before="20" w:after="90" w:line="300" w:lineRule="auto"/>
+        <w:widowControl/>
+      </w:pPr>
+      <w:r>
+        <w:rPr>
+          <w:color w:val="000000"/>
+        </w:rPr>
+        <w:t>4. The two first chapters are easy.</w:t>
+      </w:r>
+    </w:p>
+    <w:p>
+      <w:pPr>
+        <w:spacing w:before="20" w:after="90" w:line="300" w:lineRule="auto"/>
+        <w:widowControl/>
+      </w:pPr>
+      <w:r>
+        <w:rPr>
+          <w:color w:val="000000"/>
+        </w:rPr>
+        <w:t>5. A number of equipment was donated.</w:t>
+      </w:r>
+    </w:p>
+    <w:p>
+      <w:pPr>
+        <w:spacing w:before="20" w:after="90" w:line="300" w:lineRule="auto"/>
+        <w:widowControl/>
+      </w:pPr>
+      <w:r>
+        <w:rPr>
+          <w:color w:val="000000"/>
+        </w:rPr>
+        <w:t>6. Neither the students nor the teacher are late.</w:t>
+      </w:r>
+    </w:p>
+    <w:p>
+      <w:pPr>
+        <w:spacing w:before="20" w:after="90" w:line="300" w:lineRule="auto"/>
+        <w:widowControl/>
+      </w:pPr>
+      <w:r>
+        <w:rPr>
+          <w:color w:val="000000"/>
+        </w:rPr>
+        <w:t>7. She bought a leather black bag.</w:t>
+      </w:r>
+    </w:p>
+    <w:p>
+      <w:pPr>
+        <w:spacing w:before="20" w:after="90" w:line="300" w:lineRule="auto"/>
+        <w:widowControl/>
+      </w:pPr>
+      <w:r>
+        <w:rPr>
+          <w:color w:val="000000"/>
+        </w:rPr>
+        <w:t>8. Most the students in the class passed.</w:t>
+      </w:r>
+    </w:p>
+    <w:p>
+      <w:pPr>
+        <w:spacing w:before="20" w:after="90" w:line="300" w:lineRule="auto"/>
+        <w:widowControl/>
+      </w:pPr>
+      <w:r>
+        <w:rPr>
+          <w:color w:val="000000"/>
+        </w:rPr>
+        <w:t>9. There is fewer traffic today.</w:t>
+      </w:r>
+    </w:p>
+    <w:p>
+      <w:pPr>
+        <w:spacing w:before="20" w:after="90" w:line="300" w:lineRule="auto"/>
+        <w:widowControl/>
+      </w:pPr>
+      <w:r>
+        <w:rPr>
+          <w:color w:val="000000"/>
+        </w:rPr>
+        <w:t>10. This is a highly success programme.</w:t>
+      </w:r>
+    </w:p>
+    <w:p>
+      <w:pPr>
+        <w:spacing w:before="240" w:after="60" w:line="300" w:lineRule="auto"/>
+        <w:widowControl/>
+        <w:keepNext/>
+      </w:pPr>
+      <w:r>
+        <w:rPr>
+          <w:color w:val="000000"/>
           <w:b/>
-        </w:rPr>
-        <w:t xml:space="preserve">PHẦN 10. VIẾT (10 điểm)</w:t>
-      </w:r>
-    </w:p>
-    <w:p>
-      <w:r>
-        <w:t xml:space="preserve">Viết 110–130 từ đề xuất một cải tiến cho trường hoặc cộng đồng; dùng 3 từ phái sinh, 2 cấu trúc hòa hợp đặc biệt, 2 cụm danh từ và 3 determiners.</w:t>
-      </w:r>
-    </w:p>
-    <w:p>
-      <w:r>
-        <w:rPr>
+          <w:sz w:val="24"/>
+          <w:szCs w:val="24"/>
+        </w:rPr>
+        <w:t>PHẦN 9. ĐỌC HIỂU (10 điểm)</w:t>
+      </w:r>
+    </w:p>
+    <w:p>
+      <w:pPr>
+        <w:spacing w:before="0" w:after="100" w:line="300" w:lineRule="auto"/>
+        <w:widowControl/>
+      </w:pPr>
+      <w:r>
+        <w:rPr>
+          <w:color w:val="000000"/>
+          <w:i/>
+        </w:rPr>
+        <w:t>Đọc đoạn văn, sau đó trả lời ngắn gọn 5 câu hỏi.</w:t>
+      </w:r>
+    </w:p>
+    <w:p>
+      <w:pPr>
+        <w:spacing w:before="20" w:after="110" w:line="320" w:lineRule="auto"/>
+        <w:widowControl/>
+      </w:pPr>
+      <w:r>
+        <w:rPr>
+          <w:color w:val="000000"/>
+        </w:rPr>
+        <w:t>A town survey collected responses from 600 residents. Most participants supported a new weekend bus service, while several requested earlier morning journeys.</w:t>
+      </w:r>
+    </w:p>
+    <w:p>
+      <w:pPr>
+        <w:spacing w:before="20" w:after="110" w:line="320" w:lineRule="auto"/>
+        <w:widowControl/>
+      </w:pPr>
+      <w:r>
+        <w:rPr>
+          <w:color w:val="000000"/>
+        </w:rPr>
+        <w:t>Neither of the existing routes currently operates on Sunday. The council has therefore planned a six-month trial.</w:t>
+      </w:r>
+    </w:p>
+    <w:p>
+      <w:pPr>
+        <w:spacing w:before="20" w:after="110" w:line="320" w:lineRule="auto"/>
+        <w:widowControl/>
+      </w:pPr>
+      <w:r>
+        <w:rPr>
+          <w:color w:val="000000"/>
+        </w:rPr>
+        <w:t>Each bus will carry a digital passenger counter, and the number of users will be reviewed monthly. If demand remains strong, another route may be added next year.</w:t>
+      </w:r>
+    </w:p>
+    <w:p>
+      <w:pPr>
+        <w:spacing w:before="20" w:after="90" w:line="300" w:lineRule="auto"/>
+        <w:widowControl/>
+      </w:pPr>
+      <w:r>
+        <w:rPr>
+          <w:color w:val="000000"/>
+        </w:rPr>
+        <w:t>1. How many responded?</w:t>
+      </w:r>
+    </w:p>
+    <w:p>
+      <w:pPr>
+        <w:spacing w:before="20" w:after="90" w:line="300" w:lineRule="auto"/>
+        <w:widowControl/>
+      </w:pPr>
+      <w:r>
+        <w:rPr>
+          <w:color w:val="000000"/>
+        </w:rPr>
+        <w:t>2. What did most support?</w:t>
+      </w:r>
+    </w:p>
+    <w:p>
+      <w:pPr>
+        <w:spacing w:before="20" w:after="90" w:line="300" w:lineRule="auto"/>
+        <w:widowControl/>
+      </w:pPr>
+      <w:r>
+        <w:rPr>
+          <w:color w:val="000000"/>
+        </w:rPr>
+        <w:t>3. What did several request?</w:t>
+      </w:r>
+    </w:p>
+    <w:p>
+      <w:pPr>
+        <w:spacing w:before="20" w:after="90" w:line="300" w:lineRule="auto"/>
+        <w:widowControl/>
+      </w:pPr>
+      <w:r>
+        <w:rPr>
+          <w:color w:val="000000"/>
+        </w:rPr>
+        <w:t>4. How will use be measured?</w:t>
+      </w:r>
+    </w:p>
+    <w:p>
+      <w:pPr>
+        <w:spacing w:before="20" w:after="90" w:line="300" w:lineRule="auto"/>
+        <w:widowControl/>
+      </w:pPr>
+      <w:r>
+        <w:rPr>
+          <w:color w:val="000000"/>
+        </w:rPr>
+        <w:t>5. Under what condition may another route be added?</w:t>
+      </w:r>
+    </w:p>
+    <w:p>
+      <w:pPr>
+        <w:spacing w:before="240" w:after="60" w:line="300" w:lineRule="auto"/>
+        <w:widowControl/>
+        <w:keepNext/>
+      </w:pPr>
+      <w:r>
+        <w:rPr>
+          <w:color w:val="000000"/>
           <w:b/>
-        </w:rPr>
-        <w:t xml:space="preserve">ĐÁP ÁN – ĐỀ 2</w:t>
-      </w:r>
-    </w:p>
-    <w:p>
-      <w:r>
-        <w:t xml:space="preserve">PHẦN 1: 1B 2C 3B 4C 5B 6C 7B 8C 9B 10B.</w:t>
-      </w:r>
-    </w:p>
-    <w:p>
-      <w:r>
-        <w:t xml:space="preserve">PHẦN 2: 1 illegal; 2 impossible; 3 dishonest; 4 careless; 5 hopeful; 6 employee; 7 development; 8 responsible; 9 rewrite; 10 misunderstand.</w:t>
-      </w:r>
-    </w:p>
-    <w:p>
-      <w:r>
-        <w:t xml:space="preserve">PHẦN 3: 1A 2B 3A 4A 5B 6A 7B 8B 9A 10A.</w:t>
-      </w:r>
-    </w:p>
-    <w:p>
-      <w:r>
-        <w:t xml:space="preserve">PHẦN 4: 1 interesting new online course; 2 small round glass table; 3 intensive two-week training programme; 4 three old French paintings; 5 comfortable blue cotton shirt; 6 modern city transport system; 7 important environmental research project; 8 lovely little wooden box; 9 high-quality digital learning resource; 10 two large black travel bags.</w:t>
-      </w:r>
-    </w:p>
-    <w:p>
-      <w:r>
-        <w:t xml:space="preserve">PHẦN 5: 1A 2C 3A 4A 5A 6A 7B 8A 9B 10A.</w:t>
-      </w:r>
-    </w:p>
-    <w:p>
-      <w:r>
-        <w:t xml:space="preserve">PHẦN 6: 1 Every student has a locker. 2 Neither of the two plans is suitable. 3 Both teams succeeded. 4 I need another day. 5 Some stayed; others left. 6 We have little information. 7 We have plenty of choices. 8 The red pen is mine; the other is yours. 9 This machine uses less energy. 10 The new route has fewer stops.</w:t>
-      </w:r>
-    </w:p>
-    <w:p>
-      <w:r>
-        <w:t xml:space="preserve">PHẦN 7: 1 additional; 2 is; 3 several; 4 of; 5 another; 6 is; 7 have; 8 contribution; 9 well-equipped; 10 older.</w:t>
-      </w:r>
-    </w:p>
-    <w:p>
-      <w:r>
-        <w:t xml:space="preserve">PHẦN 8: 1 is; 2 quickly; 3 other volunteers; 4 first two; 5 A great deal of equipment was; 6 is late; 7 black leather; 8 Most of the students; 9 less traffic; 10 successful.</w:t>
-      </w:r>
-    </w:p>
-    <w:p>
-      <w:r>
-        <w:t xml:space="preserve">PHẦN 9: 1 600; 2 weekend bus service; 3 earlier morning journeys; 4 digital counter/monthly review; 5 if demand remains strong.</w:t>
-      </w:r>
-    </w:p>
-    <w:p>
-      <w:r>
-        <w:rPr>
+          <w:sz w:val="24"/>
+          <w:szCs w:val="24"/>
+        </w:rPr>
+        <w:t>PHẦN 10. VIẾT (10 điểm)</w:t>
+      </w:r>
+    </w:p>
+    <w:p>
+      <w:pPr>
+        <w:spacing w:before="0" w:after="100" w:line="300" w:lineRule="auto"/>
+        <w:widowControl/>
+      </w:pPr>
+      <w:r>
+        <w:rPr>
+          <w:color w:val="000000"/>
+          <w:i/>
+        </w:rPr>
+        <w:t>Viết theo yêu cầu; chú ý độ dài và sử dụng đúng các cấu trúc đã học.</w:t>
+      </w:r>
+    </w:p>
+    <w:p>
+      <w:pPr>
+        <w:spacing w:before="20" w:after="150" w:line="320" w:lineRule="auto"/>
+        <w:widowControl/>
+      </w:pPr>
+      <w:r>
+        <w:rPr>
+          <w:color w:val="000000"/>
+        </w:rPr>
+        <w:t>Viết 110–130 từ đề xuất một cải tiến cho trường hoặc cộng đồng; dùng 3 từ phái sinh, 2 cấu trúc hòa hợp đặc biệt, 2 cụm danh từ và 3 determiners.</w:t>
+      </w:r>
+    </w:p>
+    <w:p>
+      <w:pPr>
+        <w:spacing w:before="0" w:after="230" w:line="320" w:lineRule="auto"/>
+        <w:widowControl/>
+        <w:jc w:val="center"/>
+      </w:pPr>
+      <w:r>
+        <w:rPr>
+          <w:color w:val="000000"/>
+        </w:rPr>
+        <w:br w:type="page"/>
+      </w:r>
+      <w:r>
+        <w:rPr>
+          <w:color w:val="000000"/>
           <w:b/>
-        </w:rPr>
-        <w:t xml:space="preserve">BÀI VIẾT MẪU (123 từ): Our neighbourhood needs a reliable weekend study space for teenagers. At present, neither the public library nor the community centre is open on Sunday afternoon. I suggest creating a quiet, well-equipped learning room in the town hall. Each visitor would receive a numbered desk and access to several useful digital resources. A number of university students have already expressed interest in volunteering as tutors. Their participation would make the service both affordable and supportive. Most of the necessary furniture is available, so only a little additional equipment is required. This practical improvement could strengthen independent learning and provide another safe place for young people. After a three-month trial, the council could evaluate attendance and decide whether longer opening hours are necessary.</w:t>
-      </w:r>
-    </w:p>
-    <w:p>
-      <w:r>
-        <w:rPr>
+          <w:sz w:val="28"/>
+          <w:szCs w:val="28"/>
+        </w:rPr>
+        <w:t>ĐÁP ÁN</w:t>
+      </w:r>
+    </w:p>
+    <w:p>
+      <w:pPr>
+        <w:spacing w:before="220" w:after="60" w:line="300" w:lineRule="auto"/>
+        <w:widowControl/>
+        <w:keepNext/>
+      </w:pPr>
+      <w:r>
+        <w:rPr>
+          <w:color w:val="000000"/>
           <w:b/>
-        </w:rPr>
-        <w:t xml:space="preserve">GỢI Ý CHẤM: nội dung 4; yêu cầu ngôn ngữ 2; từ vựng 2; ngữ pháp/chính tả 2.</w:t>
-      </w:r>
-    </w:p>
+          <w:sz w:val="24"/>
+          <w:szCs w:val="24"/>
+        </w:rPr>
+        <w:t>PHẦN 1</w:t>
+      </w:r>
+    </w:p>
+    <w:p>
+      <w:pPr>
+        <w:spacing w:before="0" w:after="90" w:line="300" w:lineRule="auto"/>
+        <w:widowControl/>
+      </w:pPr>
+      <w:r>
+        <w:rPr>
+          <w:color w:val="000000"/>
+        </w:rPr>
+        <w:t>Câu 1: B</w:t>
+      </w:r>
+    </w:p>
+    <w:p>
+      <w:pPr>
+        <w:spacing w:before="0" w:after="90" w:line="300" w:lineRule="auto"/>
+        <w:widowControl/>
+      </w:pPr>
+      <w:r>
+        <w:rPr>
+          <w:color w:val="000000"/>
+        </w:rPr>
+        <w:t>Câu 2: C</w:t>
+      </w:r>
+    </w:p>
+    <w:p>
+      <w:pPr>
+        <w:spacing w:before="0" w:after="90" w:line="300" w:lineRule="auto"/>
+        <w:widowControl/>
+      </w:pPr>
+      <w:r>
+        <w:rPr>
+          <w:color w:val="000000"/>
+        </w:rPr>
+        <w:t>Câu 3: B</w:t>
+      </w:r>
+    </w:p>
+    <w:p>
+      <w:pPr>
+        <w:spacing w:before="0" w:after="90" w:line="300" w:lineRule="auto"/>
+        <w:widowControl/>
+      </w:pPr>
+      <w:r>
+        <w:rPr>
+          <w:color w:val="000000"/>
+        </w:rPr>
+        <w:t>Câu 4: C</w:t>
+      </w:r>
+    </w:p>
+    <w:p>
+      <w:pPr>
+        <w:spacing w:before="0" w:after="90" w:line="300" w:lineRule="auto"/>
+        <w:widowControl/>
+      </w:pPr>
+      <w:r>
+        <w:rPr>
+          <w:color w:val="000000"/>
+        </w:rPr>
+        <w:t>Câu 5: B</w:t>
+      </w:r>
+    </w:p>
+    <w:p>
+      <w:pPr>
+        <w:spacing w:before="0" w:after="90" w:line="300" w:lineRule="auto"/>
+        <w:widowControl/>
+      </w:pPr>
+      <w:r>
+        <w:rPr>
+          <w:color w:val="000000"/>
+        </w:rPr>
+        <w:t>Câu 6: C</w:t>
+      </w:r>
+    </w:p>
+    <w:p>
+      <w:pPr>
+        <w:spacing w:before="0" w:after="90" w:line="300" w:lineRule="auto"/>
+        <w:widowControl/>
+      </w:pPr>
+      <w:r>
+        <w:rPr>
+          <w:color w:val="000000"/>
+        </w:rPr>
+        <w:t>Câu 7: B</w:t>
+      </w:r>
+    </w:p>
+    <w:p>
+      <w:pPr>
+        <w:spacing w:before="0" w:after="90" w:line="300" w:lineRule="auto"/>
+        <w:widowControl/>
+      </w:pPr>
+      <w:r>
+        <w:rPr>
+          <w:color w:val="000000"/>
+        </w:rPr>
+        <w:t>Câu 8: C</w:t>
+      </w:r>
+    </w:p>
+    <w:p>
+      <w:pPr>
+        <w:spacing w:before="0" w:after="90" w:line="300" w:lineRule="auto"/>
+        <w:widowControl/>
+      </w:pPr>
+      <w:r>
+        <w:rPr>
+          <w:color w:val="000000"/>
+        </w:rPr>
+        <w:t>Câu 9: B</w:t>
+      </w:r>
+    </w:p>
+    <w:p>
+      <w:pPr>
+        <w:spacing w:before="0" w:after="90" w:line="300" w:lineRule="auto"/>
+        <w:widowControl/>
+      </w:pPr>
+      <w:r>
+        <w:rPr>
+          <w:color w:val="000000"/>
+        </w:rPr>
+        <w:t>Câu 10: B.</w:t>
+      </w:r>
+    </w:p>
+    <w:p>
+      <w:pPr>
+        <w:spacing w:before="220" w:after="60" w:line="300" w:lineRule="auto"/>
+        <w:widowControl/>
+        <w:keepNext/>
+      </w:pPr>
+      <w:r>
+        <w:rPr>
+          <w:color w:val="000000"/>
+          <w:b/>
+          <w:sz w:val="24"/>
+          <w:szCs w:val="24"/>
+        </w:rPr>
+        <w:t>PHẦN 2</w:t>
+      </w:r>
+    </w:p>
+    <w:p>
+      <w:pPr>
+        <w:spacing w:before="0" w:after="90" w:line="300" w:lineRule="auto"/>
+        <w:widowControl/>
+      </w:pPr>
+      <w:r>
+        <w:rPr>
+          <w:color w:val="000000"/>
+        </w:rPr>
+        <w:t>Câu 1: illegal</w:t>
+      </w:r>
+    </w:p>
+    <w:p>
+      <w:pPr>
+        <w:spacing w:before="0" w:after="90" w:line="300" w:lineRule="auto"/>
+        <w:widowControl/>
+      </w:pPr>
+      <w:r>
+        <w:rPr>
+          <w:color w:val="000000"/>
+        </w:rPr>
+        <w:t>Câu 2: impossible</w:t>
+      </w:r>
+    </w:p>
+    <w:p>
+      <w:pPr>
+        <w:spacing w:before="0" w:after="90" w:line="300" w:lineRule="auto"/>
+        <w:widowControl/>
+      </w:pPr>
+      <w:r>
+        <w:rPr>
+          <w:color w:val="000000"/>
+        </w:rPr>
+        <w:t>Câu 3: dishonest</w:t>
+      </w:r>
+    </w:p>
+    <w:p>
+      <w:pPr>
+        <w:spacing w:before="0" w:after="90" w:line="300" w:lineRule="auto"/>
+        <w:widowControl/>
+      </w:pPr>
+      <w:r>
+        <w:rPr>
+          <w:color w:val="000000"/>
+        </w:rPr>
+        <w:t>Câu 4: careless</w:t>
+      </w:r>
+    </w:p>
+    <w:p>
+      <w:pPr>
+        <w:spacing w:before="0" w:after="90" w:line="300" w:lineRule="auto"/>
+        <w:widowControl/>
+      </w:pPr>
+      <w:r>
+        <w:rPr>
+          <w:color w:val="000000"/>
+        </w:rPr>
+        <w:t>Câu 5: hopeful</w:t>
+      </w:r>
+    </w:p>
+    <w:p>
+      <w:pPr>
+        <w:spacing w:before="0" w:after="90" w:line="300" w:lineRule="auto"/>
+        <w:widowControl/>
+      </w:pPr>
+      <w:r>
+        <w:rPr>
+          <w:color w:val="000000"/>
+        </w:rPr>
+        <w:t>Câu 6: employee</w:t>
+      </w:r>
+    </w:p>
+    <w:p>
+      <w:pPr>
+        <w:spacing w:before="0" w:after="90" w:line="300" w:lineRule="auto"/>
+        <w:widowControl/>
+      </w:pPr>
+      <w:r>
+        <w:rPr>
+          <w:color w:val="000000"/>
+        </w:rPr>
+        <w:t>Câu 7: development</w:t>
+      </w:r>
+    </w:p>
+    <w:p>
+      <w:pPr>
+        <w:spacing w:before="0" w:after="90" w:line="300" w:lineRule="auto"/>
+        <w:widowControl/>
+      </w:pPr>
+      <w:r>
+        <w:rPr>
+          <w:color w:val="000000"/>
+        </w:rPr>
+        <w:t>Câu 8: responsible</w:t>
+      </w:r>
+    </w:p>
+    <w:p>
+      <w:pPr>
+        <w:spacing w:before="0" w:after="90" w:line="300" w:lineRule="auto"/>
+        <w:widowControl/>
+      </w:pPr>
+      <w:r>
+        <w:rPr>
+          <w:color w:val="000000"/>
+        </w:rPr>
+        <w:t>Câu 9: rewrite</w:t>
+      </w:r>
+    </w:p>
+    <w:p>
+      <w:pPr>
+        <w:spacing w:before="0" w:after="90" w:line="300" w:lineRule="auto"/>
+        <w:widowControl/>
+      </w:pPr>
+      <w:r>
+        <w:rPr>
+          <w:color w:val="000000"/>
+        </w:rPr>
+        <w:t>Câu 10: misunderstand.</w:t>
+      </w:r>
+    </w:p>
+    <w:p>
+      <w:pPr>
+        <w:spacing w:before="220" w:after="60" w:line="300" w:lineRule="auto"/>
+        <w:widowControl/>
+        <w:keepNext/>
+      </w:pPr>
+      <w:r>
+        <w:rPr>
+          <w:color w:val="000000"/>
+          <w:b/>
+          <w:sz w:val="24"/>
+          <w:szCs w:val="24"/>
+        </w:rPr>
+        <w:t>PHẦN 3</w:t>
+      </w:r>
+    </w:p>
+    <w:p>
+      <w:pPr>
+        <w:spacing w:before="0" w:after="90" w:line="300" w:lineRule="auto"/>
+        <w:widowControl/>
+      </w:pPr>
+      <w:r>
+        <w:rPr>
+          <w:color w:val="000000"/>
+        </w:rPr>
+        <w:t>Câu 1: A</w:t>
+      </w:r>
+    </w:p>
+    <w:p>
+      <w:pPr>
+        <w:spacing w:before="0" w:after="90" w:line="300" w:lineRule="auto"/>
+        <w:widowControl/>
+      </w:pPr>
+      <w:r>
+        <w:rPr>
+          <w:color w:val="000000"/>
+        </w:rPr>
+        <w:t>Câu 2: B</w:t>
+      </w:r>
+    </w:p>
+    <w:p>
+      <w:pPr>
+        <w:spacing w:before="0" w:after="90" w:line="300" w:lineRule="auto"/>
+        <w:widowControl/>
+      </w:pPr>
+      <w:r>
+        <w:rPr>
+          <w:color w:val="000000"/>
+        </w:rPr>
+        <w:t>Câu 3: A</w:t>
+      </w:r>
+    </w:p>
+    <w:p>
+      <w:pPr>
+        <w:spacing w:before="0" w:after="90" w:line="300" w:lineRule="auto"/>
+        <w:widowControl/>
+      </w:pPr>
+      <w:r>
+        <w:rPr>
+          <w:color w:val="000000"/>
+        </w:rPr>
+        <w:t>Câu 4: A</w:t>
+      </w:r>
+    </w:p>
+    <w:p>
+      <w:pPr>
+        <w:spacing w:before="0" w:after="90" w:line="300" w:lineRule="auto"/>
+        <w:widowControl/>
+      </w:pPr>
+      <w:r>
+        <w:rPr>
+          <w:color w:val="000000"/>
+        </w:rPr>
+        <w:t>Câu 5: B</w:t>
+      </w:r>
+    </w:p>
+    <w:p>
+      <w:pPr>
+        <w:spacing w:before="0" w:after="90" w:line="300" w:lineRule="auto"/>
+        <w:widowControl/>
+      </w:pPr>
+      <w:r>
+        <w:rPr>
+          <w:color w:val="000000"/>
+        </w:rPr>
+        <w:t>Câu 6: A</w:t>
+      </w:r>
+    </w:p>
+    <w:p>
+      <w:pPr>
+        <w:spacing w:before="0" w:after="90" w:line="300" w:lineRule="auto"/>
+        <w:widowControl/>
+      </w:pPr>
+      <w:r>
+        <w:rPr>
+          <w:color w:val="000000"/>
+        </w:rPr>
+        <w:t>Câu 7: B</w:t>
+      </w:r>
+    </w:p>
+    <w:p>
+      <w:pPr>
+        <w:spacing w:before="0" w:after="90" w:line="300" w:lineRule="auto"/>
+        <w:widowControl/>
+      </w:pPr>
+      <w:r>
+        <w:rPr>
+          <w:color w:val="000000"/>
+        </w:rPr>
+        <w:t>Câu 8: B</w:t>
+      </w:r>
+    </w:p>
+    <w:p>
+      <w:pPr>
+        <w:spacing w:before="0" w:after="90" w:line="300" w:lineRule="auto"/>
+        <w:widowControl/>
+      </w:pPr>
+      <w:r>
+        <w:rPr>
+          <w:color w:val="000000"/>
+        </w:rPr>
+        <w:t>Câu 9: A</w:t>
+      </w:r>
+    </w:p>
+    <w:p>
+      <w:pPr>
+        <w:spacing w:before="0" w:after="90" w:line="300" w:lineRule="auto"/>
+        <w:widowControl/>
+      </w:pPr>
+      <w:r>
+        <w:rPr>
+          <w:color w:val="000000"/>
+        </w:rPr>
+        <w:t>Câu 10: A.</w:t>
+      </w:r>
+    </w:p>
+    <w:p>
+      <w:pPr>
+        <w:spacing w:before="220" w:after="60" w:line="300" w:lineRule="auto"/>
+        <w:widowControl/>
+        <w:keepNext/>
+      </w:pPr>
+      <w:r>
+        <w:rPr>
+          <w:color w:val="000000"/>
+          <w:b/>
+          <w:sz w:val="24"/>
+          <w:szCs w:val="24"/>
+        </w:rPr>
+        <w:t>PHẦN 4</w:t>
+      </w:r>
+    </w:p>
+    <w:p>
+      <w:pPr>
+        <w:spacing w:before="0" w:after="90" w:line="300" w:lineRule="auto"/>
+        <w:widowControl/>
+      </w:pPr>
+      <w:r>
+        <w:rPr>
+          <w:color w:val="000000"/>
+        </w:rPr>
+        <w:t>Câu 1: interesting new online course</w:t>
+      </w:r>
+    </w:p>
+    <w:p>
+      <w:pPr>
+        <w:spacing w:before="0" w:after="90" w:line="300" w:lineRule="auto"/>
+        <w:widowControl/>
+      </w:pPr>
+      <w:r>
+        <w:rPr>
+          <w:color w:val="000000"/>
+        </w:rPr>
+        <w:t>Câu 2: small round glass table</w:t>
+      </w:r>
+    </w:p>
+    <w:p>
+      <w:pPr>
+        <w:spacing w:before="0" w:after="90" w:line="300" w:lineRule="auto"/>
+        <w:widowControl/>
+      </w:pPr>
+      <w:r>
+        <w:rPr>
+          <w:color w:val="000000"/>
+        </w:rPr>
+        <w:t>Câu 3: intensive two-week training programme</w:t>
+      </w:r>
+    </w:p>
+    <w:p>
+      <w:pPr>
+        <w:spacing w:before="0" w:after="90" w:line="300" w:lineRule="auto"/>
+        <w:widowControl/>
+      </w:pPr>
+      <w:r>
+        <w:rPr>
+          <w:color w:val="000000"/>
+        </w:rPr>
+        <w:t>Câu 4: three old French paintings</w:t>
+      </w:r>
+    </w:p>
+    <w:p>
+      <w:pPr>
+        <w:spacing w:before="0" w:after="90" w:line="300" w:lineRule="auto"/>
+        <w:widowControl/>
+      </w:pPr>
+      <w:r>
+        <w:rPr>
+          <w:color w:val="000000"/>
+        </w:rPr>
+        <w:t>Câu 5: comfortable blue cotton shirt</w:t>
+      </w:r>
+    </w:p>
+    <w:p>
+      <w:pPr>
+        <w:spacing w:before="0" w:after="90" w:line="300" w:lineRule="auto"/>
+        <w:widowControl/>
+      </w:pPr>
+      <w:r>
+        <w:rPr>
+          <w:color w:val="000000"/>
+        </w:rPr>
+        <w:t>Câu 6: modern city transport system</w:t>
+      </w:r>
+    </w:p>
+    <w:p>
+      <w:pPr>
+        <w:spacing w:before="0" w:after="90" w:line="300" w:lineRule="auto"/>
+        <w:widowControl/>
+      </w:pPr>
+      <w:r>
+        <w:rPr>
+          <w:color w:val="000000"/>
+        </w:rPr>
+        <w:t>Câu 7: important environmental research project</w:t>
+      </w:r>
+    </w:p>
+    <w:p>
+      <w:pPr>
+        <w:spacing w:before="0" w:after="90" w:line="300" w:lineRule="auto"/>
+        <w:widowControl/>
+      </w:pPr>
+      <w:r>
+        <w:rPr>
+          <w:color w:val="000000"/>
+        </w:rPr>
+        <w:t>Câu 8: lovely little wooden box</w:t>
+      </w:r>
+    </w:p>
+    <w:p>
+      <w:pPr>
+        <w:spacing w:before="0" w:after="90" w:line="300" w:lineRule="auto"/>
+        <w:widowControl/>
+      </w:pPr>
+      <w:r>
+        <w:rPr>
+          <w:color w:val="000000"/>
+        </w:rPr>
+        <w:t>Câu 9: high-quality digital learning resource</w:t>
+      </w:r>
+    </w:p>
+    <w:p>
+      <w:pPr>
+        <w:spacing w:before="0" w:after="90" w:line="300" w:lineRule="auto"/>
+        <w:widowControl/>
+      </w:pPr>
+      <w:r>
+        <w:rPr>
+          <w:color w:val="000000"/>
+        </w:rPr>
+        <w:t>Câu 10: two large black travel bags.</w:t>
+      </w:r>
+    </w:p>
+    <w:p>
+      <w:pPr>
+        <w:spacing w:before="220" w:after="60" w:line="300" w:lineRule="auto"/>
+        <w:widowControl/>
+        <w:keepNext/>
+      </w:pPr>
+      <w:r>
+        <w:rPr>
+          <w:color w:val="000000"/>
+          <w:b/>
+          <w:sz w:val="24"/>
+          <w:szCs w:val="24"/>
+        </w:rPr>
+        <w:t>PHẦN 5</w:t>
+      </w:r>
+    </w:p>
+    <w:p>
+      <w:pPr>
+        <w:spacing w:before="0" w:after="90" w:line="300" w:lineRule="auto"/>
+        <w:widowControl/>
+      </w:pPr>
+      <w:r>
+        <w:rPr>
+          <w:color w:val="000000"/>
+        </w:rPr>
+        <w:t>Câu 1: A</w:t>
+      </w:r>
+    </w:p>
+    <w:p>
+      <w:pPr>
+        <w:spacing w:before="0" w:after="90" w:line="300" w:lineRule="auto"/>
+        <w:widowControl/>
+      </w:pPr>
+      <w:r>
+        <w:rPr>
+          <w:color w:val="000000"/>
+        </w:rPr>
+        <w:t>Câu 2: C</w:t>
+      </w:r>
+    </w:p>
+    <w:p>
+      <w:pPr>
+        <w:spacing w:before="0" w:after="90" w:line="300" w:lineRule="auto"/>
+        <w:widowControl/>
+      </w:pPr>
+      <w:r>
+        <w:rPr>
+          <w:color w:val="000000"/>
+        </w:rPr>
+        <w:t>Câu 3: A</w:t>
+      </w:r>
+    </w:p>
+    <w:p>
+      <w:pPr>
+        <w:spacing w:before="0" w:after="90" w:line="300" w:lineRule="auto"/>
+        <w:widowControl/>
+      </w:pPr>
+      <w:r>
+        <w:rPr>
+          <w:color w:val="000000"/>
+        </w:rPr>
+        <w:t>Câu 4: A</w:t>
+      </w:r>
+    </w:p>
+    <w:p>
+      <w:pPr>
+        <w:spacing w:before="0" w:after="90" w:line="300" w:lineRule="auto"/>
+        <w:widowControl/>
+      </w:pPr>
+      <w:r>
+        <w:rPr>
+          <w:color w:val="000000"/>
+        </w:rPr>
+        <w:t>Câu 5: A</w:t>
+      </w:r>
+    </w:p>
+    <w:p>
+      <w:pPr>
+        <w:spacing w:before="0" w:after="90" w:line="300" w:lineRule="auto"/>
+        <w:widowControl/>
+      </w:pPr>
+      <w:r>
+        <w:rPr>
+          <w:color w:val="000000"/>
+        </w:rPr>
+        <w:t>Câu 6: A</w:t>
+      </w:r>
+    </w:p>
+    <w:p>
+      <w:pPr>
+        <w:spacing w:before="0" w:after="90" w:line="300" w:lineRule="auto"/>
+        <w:widowControl/>
+      </w:pPr>
+      <w:r>
+        <w:rPr>
+          <w:color w:val="000000"/>
+        </w:rPr>
+        <w:t>Câu 7: B</w:t>
+      </w:r>
+    </w:p>
+    <w:p>
+      <w:pPr>
+        <w:spacing w:before="0" w:after="90" w:line="300" w:lineRule="auto"/>
+        <w:widowControl/>
+      </w:pPr>
+      <w:r>
+        <w:rPr>
+          <w:color w:val="000000"/>
+        </w:rPr>
+        <w:t>Câu 8: A</w:t>
+      </w:r>
+    </w:p>
+    <w:p>
+      <w:pPr>
+        <w:spacing w:before="0" w:after="90" w:line="300" w:lineRule="auto"/>
+        <w:widowControl/>
+      </w:pPr>
+      <w:r>
+        <w:rPr>
+          <w:color w:val="000000"/>
+        </w:rPr>
+        <w:t>Câu 9: B</w:t>
+      </w:r>
+    </w:p>
+    <w:p>
+      <w:pPr>
+        <w:spacing w:before="0" w:after="90" w:line="300" w:lineRule="auto"/>
+        <w:widowControl/>
+      </w:pPr>
+      <w:r>
+        <w:rPr>
+          <w:color w:val="000000"/>
+        </w:rPr>
+        <w:t>Câu 10: A.</w:t>
+      </w:r>
+    </w:p>
+    <w:p>
+      <w:pPr>
+        <w:spacing w:before="220" w:after="60" w:line="300" w:lineRule="auto"/>
+        <w:widowControl/>
+        <w:keepNext/>
+      </w:pPr>
+      <w:r>
+        <w:rPr>
+          <w:color w:val="000000"/>
+          <w:b/>
+          <w:sz w:val="24"/>
+          <w:szCs w:val="24"/>
+        </w:rPr>
+        <w:t>PHẦN 6</w:t>
+      </w:r>
+    </w:p>
+    <w:p>
+      <w:pPr>
+        <w:spacing w:before="0" w:after="90" w:line="300" w:lineRule="auto"/>
+        <w:widowControl/>
+      </w:pPr>
+      <w:r>
+        <w:rPr>
+          <w:color w:val="000000"/>
+        </w:rPr>
+        <w:t>Câu 1: Every student has a locker.</w:t>
+      </w:r>
+    </w:p>
+    <w:p>
+      <w:pPr>
+        <w:spacing w:before="0" w:after="90" w:line="300" w:lineRule="auto"/>
+        <w:widowControl/>
+      </w:pPr>
+      <w:r>
+        <w:rPr>
+          <w:color w:val="000000"/>
+        </w:rPr>
+        <w:t>Câu 2: Neither of the two plans is suitable.</w:t>
+      </w:r>
+    </w:p>
+    <w:p>
+      <w:pPr>
+        <w:spacing w:before="0" w:after="90" w:line="300" w:lineRule="auto"/>
+        <w:widowControl/>
+      </w:pPr>
+      <w:r>
+        <w:rPr>
+          <w:color w:val="000000"/>
+        </w:rPr>
+        <w:t>Câu 3: Both teams succeeded.</w:t>
+      </w:r>
+    </w:p>
+    <w:p>
+      <w:pPr>
+        <w:spacing w:before="0" w:after="90" w:line="300" w:lineRule="auto"/>
+        <w:widowControl/>
+      </w:pPr>
+      <w:r>
+        <w:rPr>
+          <w:color w:val="000000"/>
+        </w:rPr>
+        <w:t>Câu 4: I need another day.</w:t>
+      </w:r>
+    </w:p>
+    <w:p>
+      <w:pPr>
+        <w:spacing w:before="0" w:after="90" w:line="300" w:lineRule="auto"/>
+        <w:widowControl/>
+      </w:pPr>
+      <w:r>
+        <w:rPr>
+          <w:color w:val="000000"/>
+        </w:rPr>
+        <w:t>Câu 5: Some stayed; others left.</w:t>
+      </w:r>
+    </w:p>
+    <w:p>
+      <w:pPr>
+        <w:spacing w:before="0" w:after="90" w:line="300" w:lineRule="auto"/>
+        <w:widowControl/>
+      </w:pPr>
+      <w:r>
+        <w:rPr>
+          <w:color w:val="000000"/>
+        </w:rPr>
+        <w:t>Câu 6: We have little information.</w:t>
+      </w:r>
+    </w:p>
+    <w:p>
+      <w:pPr>
+        <w:spacing w:before="0" w:after="90" w:line="300" w:lineRule="auto"/>
+        <w:widowControl/>
+      </w:pPr>
+      <w:r>
+        <w:rPr>
+          <w:color w:val="000000"/>
+        </w:rPr>
+        <w:t>Câu 7: We have plenty of choices.</w:t>
+      </w:r>
+    </w:p>
+    <w:p>
+      <w:pPr>
+        <w:spacing w:before="0" w:after="90" w:line="300" w:lineRule="auto"/>
+        <w:widowControl/>
+      </w:pPr>
+      <w:r>
+        <w:rPr>
+          <w:color w:val="000000"/>
+        </w:rPr>
+        <w:t>Câu 8: The red pen is mine; the other is yours.</w:t>
+      </w:r>
+    </w:p>
+    <w:p>
+      <w:pPr>
+        <w:spacing w:before="0" w:after="90" w:line="300" w:lineRule="auto"/>
+        <w:widowControl/>
+      </w:pPr>
+      <w:r>
+        <w:rPr>
+          <w:color w:val="000000"/>
+        </w:rPr>
+        <w:t>Câu 9: This machine uses less energy.</w:t>
+      </w:r>
+    </w:p>
+    <w:p>
+      <w:pPr>
+        <w:spacing w:before="0" w:after="90" w:line="300" w:lineRule="auto"/>
+        <w:widowControl/>
+      </w:pPr>
+      <w:r>
+        <w:rPr>
+          <w:color w:val="000000"/>
+        </w:rPr>
+        <w:t>Câu 10: The new route has fewer stops.</w:t>
+      </w:r>
+    </w:p>
+    <w:p>
+      <w:pPr>
+        <w:spacing w:before="220" w:after="60" w:line="300" w:lineRule="auto"/>
+        <w:widowControl/>
+        <w:keepNext/>
+      </w:pPr>
+      <w:r>
+        <w:rPr>
+          <w:color w:val="000000"/>
+          <w:b/>
+          <w:sz w:val="24"/>
+          <w:szCs w:val="24"/>
+        </w:rPr>
+        <w:t>PHẦN 7</w:t>
+      </w:r>
+    </w:p>
+    <w:p>
+      <w:pPr>
+        <w:spacing w:before="0" w:after="90" w:line="300" w:lineRule="auto"/>
+        <w:widowControl/>
+      </w:pPr>
+      <w:r>
+        <w:rPr>
+          <w:color w:val="000000"/>
+        </w:rPr>
+        <w:t>Câu 1: additional</w:t>
+      </w:r>
+    </w:p>
+    <w:p>
+      <w:pPr>
+        <w:spacing w:before="0" w:after="90" w:line="300" w:lineRule="auto"/>
+        <w:widowControl/>
+      </w:pPr>
+      <w:r>
+        <w:rPr>
+          <w:color w:val="000000"/>
+        </w:rPr>
+        <w:t>Câu 2: is</w:t>
+      </w:r>
+    </w:p>
+    <w:p>
+      <w:pPr>
+        <w:spacing w:before="0" w:after="90" w:line="300" w:lineRule="auto"/>
+        <w:widowControl/>
+      </w:pPr>
+      <w:r>
+        <w:rPr>
+          <w:color w:val="000000"/>
+        </w:rPr>
+        <w:t>Câu 3: several</w:t>
+      </w:r>
+    </w:p>
+    <w:p>
+      <w:pPr>
+        <w:spacing w:before="0" w:after="90" w:line="300" w:lineRule="auto"/>
+        <w:widowControl/>
+      </w:pPr>
+      <w:r>
+        <w:rPr>
+          <w:color w:val="000000"/>
+        </w:rPr>
+        <w:t>Câu 4: of</w:t>
+      </w:r>
+    </w:p>
+    <w:p>
+      <w:pPr>
+        <w:spacing w:before="0" w:after="90" w:line="300" w:lineRule="auto"/>
+        <w:widowControl/>
+      </w:pPr>
+      <w:r>
+        <w:rPr>
+          <w:color w:val="000000"/>
+        </w:rPr>
+        <w:t>Câu 5: another</w:t>
+      </w:r>
+    </w:p>
+    <w:p>
+      <w:pPr>
+        <w:spacing w:before="0" w:after="90" w:line="300" w:lineRule="auto"/>
+        <w:widowControl/>
+      </w:pPr>
+      <w:r>
+        <w:rPr>
+          <w:color w:val="000000"/>
+        </w:rPr>
+        <w:t>Câu 6: is</w:t>
+      </w:r>
+    </w:p>
+    <w:p>
+      <w:pPr>
+        <w:spacing w:before="0" w:after="90" w:line="300" w:lineRule="auto"/>
+        <w:widowControl/>
+      </w:pPr>
+      <w:r>
+        <w:rPr>
+          <w:color w:val="000000"/>
+        </w:rPr>
+        <w:t>Câu 7: have</w:t>
+      </w:r>
+    </w:p>
+    <w:p>
+      <w:pPr>
+        <w:spacing w:before="0" w:after="90" w:line="300" w:lineRule="auto"/>
+        <w:widowControl/>
+      </w:pPr>
+      <w:r>
+        <w:rPr>
+          <w:color w:val="000000"/>
+        </w:rPr>
+        <w:t>Câu 8: contribution</w:t>
+      </w:r>
+    </w:p>
+    <w:p>
+      <w:pPr>
+        <w:spacing w:before="0" w:after="90" w:line="300" w:lineRule="auto"/>
+        <w:widowControl/>
+      </w:pPr>
+      <w:r>
+        <w:rPr>
+          <w:color w:val="000000"/>
+        </w:rPr>
+        <w:t>Câu 9: well-equipped</w:t>
+      </w:r>
+    </w:p>
+    <w:p>
+      <w:pPr>
+        <w:spacing w:before="0" w:after="90" w:line="300" w:lineRule="auto"/>
+        <w:widowControl/>
+      </w:pPr>
+      <w:r>
+        <w:rPr>
+          <w:color w:val="000000"/>
+        </w:rPr>
+        <w:t>Câu 10: older.</w:t>
+      </w:r>
+    </w:p>
+    <w:p>
+      <w:pPr>
+        <w:spacing w:before="220" w:after="60" w:line="300" w:lineRule="auto"/>
+        <w:widowControl/>
+        <w:keepNext/>
+      </w:pPr>
+      <w:r>
+        <w:rPr>
+          <w:color w:val="000000"/>
+          <w:b/>
+          <w:sz w:val="24"/>
+          <w:szCs w:val="24"/>
+        </w:rPr>
+        <w:t>PHẦN 8</w:t>
+      </w:r>
+    </w:p>
+    <w:p>
+      <w:pPr>
+        <w:spacing w:before="0" w:after="90" w:line="300" w:lineRule="auto"/>
+        <w:widowControl/>
+      </w:pPr>
+      <w:r>
+        <w:rPr>
+          <w:color w:val="000000"/>
+        </w:rPr>
+        <w:t>Câu 1: is</w:t>
+      </w:r>
+    </w:p>
+    <w:p>
+      <w:pPr>
+        <w:spacing w:before="0" w:after="90" w:line="300" w:lineRule="auto"/>
+        <w:widowControl/>
+      </w:pPr>
+      <w:r>
+        <w:rPr>
+          <w:color w:val="000000"/>
+        </w:rPr>
+        <w:t>Câu 2: quickly</w:t>
+      </w:r>
+    </w:p>
+    <w:p>
+      <w:pPr>
+        <w:spacing w:before="0" w:after="90" w:line="300" w:lineRule="auto"/>
+        <w:widowControl/>
+      </w:pPr>
+      <w:r>
+        <w:rPr>
+          <w:color w:val="000000"/>
+        </w:rPr>
+        <w:t>Câu 3: other volunteers</w:t>
+      </w:r>
+    </w:p>
+    <w:p>
+      <w:pPr>
+        <w:spacing w:before="0" w:after="90" w:line="300" w:lineRule="auto"/>
+        <w:widowControl/>
+      </w:pPr>
+      <w:r>
+        <w:rPr>
+          <w:color w:val="000000"/>
+        </w:rPr>
+        <w:t>Câu 4: first two</w:t>
+      </w:r>
+    </w:p>
+    <w:p>
+      <w:pPr>
+        <w:spacing w:before="0" w:after="90" w:line="300" w:lineRule="auto"/>
+        <w:widowControl/>
+      </w:pPr>
+      <w:r>
+        <w:rPr>
+          <w:color w:val="000000"/>
+        </w:rPr>
+        <w:t>Câu 5: A great deal of equipment was</w:t>
+      </w:r>
+    </w:p>
+    <w:p>
+      <w:pPr>
+        <w:spacing w:before="0" w:after="90" w:line="300" w:lineRule="auto"/>
+        <w:widowControl/>
+      </w:pPr>
+      <w:r>
+        <w:rPr>
+          <w:color w:val="000000"/>
+        </w:rPr>
+        <w:t>Câu 6: is late</w:t>
+      </w:r>
+    </w:p>
+    <w:p>
+      <w:pPr>
+        <w:spacing w:before="0" w:after="90" w:line="300" w:lineRule="auto"/>
+        <w:widowControl/>
+      </w:pPr>
+      <w:r>
+        <w:rPr>
+          <w:color w:val="000000"/>
+        </w:rPr>
+        <w:t>Câu 7: black leather</w:t>
+      </w:r>
+    </w:p>
+    <w:p>
+      <w:pPr>
+        <w:spacing w:before="0" w:after="90" w:line="300" w:lineRule="auto"/>
+        <w:widowControl/>
+      </w:pPr>
+      <w:r>
+        <w:rPr>
+          <w:color w:val="000000"/>
+        </w:rPr>
+        <w:t>Câu 8: Most of the students</w:t>
+      </w:r>
+    </w:p>
+    <w:p>
+      <w:pPr>
+        <w:spacing w:before="0" w:after="90" w:line="300" w:lineRule="auto"/>
+        <w:widowControl/>
+      </w:pPr>
+      <w:r>
+        <w:rPr>
+          <w:color w:val="000000"/>
+        </w:rPr>
+        <w:t>Câu 9: less traffic</w:t>
+      </w:r>
+    </w:p>
+    <w:p>
+      <w:pPr>
+        <w:spacing w:before="0" w:after="90" w:line="300" w:lineRule="auto"/>
+        <w:widowControl/>
+      </w:pPr>
+      <w:r>
+        <w:rPr>
+          <w:color w:val="000000"/>
+        </w:rPr>
+        <w:t>Câu 10: successful.</w:t>
+      </w:r>
+    </w:p>
+    <w:p>
+      <w:pPr>
+        <w:spacing w:before="220" w:after="60" w:line="300" w:lineRule="auto"/>
+        <w:widowControl/>
+        <w:keepNext/>
+      </w:pPr>
+      <w:r>
+        <w:rPr>
+          <w:color w:val="000000"/>
+          <w:b/>
+          <w:sz w:val="24"/>
+          <w:szCs w:val="24"/>
+        </w:rPr>
+        <w:t>PHẦN 9</w:t>
+      </w:r>
+    </w:p>
+    <w:p>
+      <w:pPr>
+        <w:spacing w:before="0" w:after="90" w:line="300" w:lineRule="auto"/>
+        <w:widowControl/>
+      </w:pPr>
+      <w:r>
+        <w:rPr>
+          <w:color w:val="000000"/>
+        </w:rPr>
+        <w:t>Câu 1: 600</w:t>
+      </w:r>
+    </w:p>
+    <w:p>
+      <w:pPr>
+        <w:spacing w:before="0" w:after="90" w:line="300" w:lineRule="auto"/>
+        <w:widowControl/>
+      </w:pPr>
+      <w:r>
+        <w:rPr>
+          <w:color w:val="000000"/>
+        </w:rPr>
+        <w:t>Câu 2: weekend bus service</w:t>
+      </w:r>
+    </w:p>
+    <w:p>
+      <w:pPr>
+        <w:spacing w:before="0" w:after="90" w:line="300" w:lineRule="auto"/>
+        <w:widowControl/>
+      </w:pPr>
+      <w:r>
+        <w:rPr>
+          <w:color w:val="000000"/>
+        </w:rPr>
+        <w:t>Câu 3: earlier morning journeys</w:t>
+      </w:r>
+    </w:p>
+    <w:p>
+      <w:pPr>
+        <w:spacing w:before="0" w:after="90" w:line="300" w:lineRule="auto"/>
+        <w:widowControl/>
+      </w:pPr>
+      <w:r>
+        <w:rPr>
+          <w:color w:val="000000"/>
+        </w:rPr>
+        <w:t>Câu 4: digital counter/monthly review</w:t>
+      </w:r>
+    </w:p>
+    <w:p>
+      <w:pPr>
+        <w:spacing w:before="0" w:after="90" w:line="300" w:lineRule="auto"/>
+        <w:widowControl/>
+      </w:pPr>
+      <w:r>
+        <w:rPr>
+          <w:color w:val="000000"/>
+        </w:rPr>
+        <w:t>Câu 5: if demand remains strong.</w:t>
+      </w:r>
+    </w:p>
+    <w:p>
+      <w:pPr>
+        <w:spacing w:before="220" w:after="60" w:line="300" w:lineRule="auto"/>
+        <w:widowControl/>
+        <w:keepNext/>
+      </w:pPr>
+      <w:r>
+        <w:rPr>
+          <w:color w:val="000000"/>
+          <w:b/>
+          <w:sz w:val="24"/>
+          <w:szCs w:val="24"/>
+        </w:rPr>
+        <w:t>PHẦN 10</w:t>
+      </w:r>
+    </w:p>
+    <w:p>
+      <w:pPr>
+        <w:spacing w:before="220" w:after="60" w:line="300" w:lineRule="auto"/>
+        <w:widowControl/>
+        <w:keepNext/>
+      </w:pPr>
+      <w:r>
+        <w:rPr>
+          <w:color w:val="000000"/>
+          <w:b/>
+          <w:sz w:val="24"/>
+          <w:szCs w:val="24"/>
+        </w:rPr>
+        <w:t>BÀI VIẾT MẪU (123 từ)</w:t>
+      </w:r>
+    </w:p>
+    <w:p>
+      <w:pPr>
+        <w:spacing w:before="0" w:after="170" w:line="320" w:lineRule="auto"/>
+        <w:widowControl/>
+      </w:pPr>
+      <w:r>
+        <w:rPr>
+          <w:color w:val="000000"/>
+        </w:rPr>
+        <w:t>Our neighbourhood needs a reliable weekend study space for teenagers. At present, neither the public library nor the community centre is open on Sunday afternoon. I suggest creating a quiet, well-equipped learning room in the town hall. Each visitor would receive a numbered desk and access to several useful digital resources. A number of university students have already expressed interest in volunteering as tutors. Their participation would make the service both affordable and supportive. Most of the necessary furniture is available, so only a little additional equipment is required. This practical improvement could strengthen independent learning and provide another safe place for young people. After a three-month trial, the council could evaluate attendance and decide whether longer opening hours are necessary.</w:t>
+      </w:r>
+    </w:p>
+    <w:p>
+      <w:pPr>
+        <w:spacing w:before="220" w:after="60" w:line="300" w:lineRule="auto"/>
+        <w:widowControl/>
+        <w:keepNext/>
+      </w:pPr>
+      <w:r>
+        <w:rPr>
+          <w:color w:val="000000"/>
+          <w:b/>
+          <w:sz w:val="24"/>
+          <w:szCs w:val="24"/>
+        </w:rPr>
+        <w:t>GỢI Ý CHẤM</w:t>
+      </w:r>
+    </w:p>
+    <w:p>
+      <w:pPr>
+        <w:spacing w:before="0" w:after="120" w:line="300" w:lineRule="auto"/>
+        <w:widowControl/>
+      </w:pPr>
+      <w:r>
+        <w:rPr>
+          <w:color w:val="000000"/>
+        </w:rPr>
+        <w:t>nội dung 4; yêu cầu ngôn ngữ 2; từ vựng 2; ngữ pháp/chính tả 2.</w:t>
+      </w:r>
+    </w:p>
+    <w:sectPr>
+      <w:pgSz w:w="11906" w:h="16838"/>
+      <w:pgMar w:top="1134" w:right="1134" w:bottom="1134" w:left="1134"/>
+    </w:sectPr>
+    <w:sectPr>
+      <w:pgSz w:w="11906" w:h="16838"/>
+      <w:pgMar w:top="1134" w:right="1134" w:bottom="1134" w:left="1134"/>
+    </w:sectPr>
     <w:sectPr>
       <w:pgSz w:w="11906" w:h="16838"/>
       <w:pgMar w:top="1134" w:right="1134" w:bottom="1134" w:left="1134"/>
